--- a/committee/ccc/papers/geoc-alignment-form-proposed.docx
+++ b/committee/ccc/papers/geoc-alignment-form-proposed.docx
@@ -679,7 +679,7 @@
           <w:sz w:val="22"/>
           <w:szCs w:val="22"/>
         </w:rPr>
-        <w:t xml:space="preserve">One row for each learning outcome in the areas named above, copied from the GE Framework. Name weeks and assignments as they appear on the attached syllabus. Two sentences to a cell.</w:t>
+        <w:t xml:space="preserve">One row for each learning outcome in the areas named above, copied from the GE Framework, with rows added as needed. A course carrying an overlay as well as a GE area lists both sets. Name weeks and assignments as they appear on the attached syllabus. Two sentences to a cell.</w:t>
       </w:r>
     </w:p>
     <w:tbl>

--- a/committee/ccc/papers/geoc-alignment-form-proposed.docx
+++ b/committee/ccc/papers/geoc-alignment-form-proposed.docx
@@ -679,7 +679,7 @@
           <w:sz w:val="22"/>
           <w:szCs w:val="22"/>
         </w:rPr>
-        <w:t xml:space="preserve">One row for each learning outcome in the areas named above, copied from the GE Framework, with rows added as needed. A course carrying an overlay as well as a GE area lists both sets. Name weeks and assignments as they appear on the attached syllabus. Two sentences to a cell.</w:t>
+        <w:t xml:space="preserve">One row for each learning outcome in every area named above, overlays included, copied from the GE Framework and adding rows as needed. Name weeks and assignments as they appear on the attached syllabus. Two sentences to a cell.</w:t>
       </w:r>
     </w:p>
     <w:tbl>

--- a/committee/ccc/papers/geoc-alignment-form-proposed.docx
+++ b/committee/ccc/papers/geoc-alignment-form-proposed.docx
@@ -77,7 +77,6 @@
       <w:tr>
         <w:trPr>
           <w:trHeight w:val="180"/>
-          <w:tblHeader/>
         </w:trPr>
         <w:tc>
           <w:tcPr>
@@ -112,7 +111,6 @@
       <w:tr>
         <w:trPr>
           <w:trHeight w:val="48"/>
-          <w:tblHeader/>
         </w:trPr>
         <w:tc>
           <w:tcPr>
@@ -135,7 +133,6 @@
       <w:tr>
         <w:trPr>
           <w:trHeight w:val="432"/>
-          <w:tblHeader/>
         </w:trPr>
         <w:tc>
           <w:tcPr>
@@ -518,7 +515,6 @@
       <w:tr>
         <w:trPr>
           <w:trHeight w:val="180"/>
-          <w:tblHeader/>
         </w:trPr>
         <w:tc>
           <w:tcPr>
@@ -553,7 +549,6 @@
       <w:tr>
         <w:trPr>
           <w:trHeight w:val="48"/>
-          <w:tblHeader/>
         </w:trPr>
         <w:tc>
           <w:tcPr>
@@ -576,7 +571,6 @@
       <w:tr>
         <w:trPr>
           <w:trHeight w:val="432"/>
-          <w:tblHeader/>
         </w:trPr>
         <w:tc>
           <w:tcPr>
@@ -875,7 +869,6 @@
       <w:tr>
         <w:trPr>
           <w:trHeight w:val="180"/>
-          <w:tblHeader/>
         </w:trPr>
         <w:tc>
           <w:tcPr>
@@ -910,7 +903,6 @@
       <w:tr>
         <w:trPr>
           <w:trHeight w:val="48"/>
-          <w:tblHeader/>
         </w:trPr>
         <w:tc>
           <w:tcPr>
@@ -933,7 +925,6 @@
       <w:tr>
         <w:trPr>
           <w:trHeight w:val="432"/>
-          <w:tblHeader/>
         </w:trPr>
         <w:tc>
           <w:tcPr>
@@ -971,6 +962,7 @@
       </w:tr>
       <w:tr>
         <w:trPr>
+          <w:cantSplit/>
           <w:trHeight w:val="620"/>
         </w:trPr>
         <w:tc>

--- a/committee/ccc/papers/geoc-alignment-form-proposed.docx
+++ b/committee/ccc/papers/geoc-alignment-form-proposed.docx
@@ -26,6 +26,11 @@
     </w:p>
     <w:p>
       <w:r>
+        <w:t xml:space="preserve">Proposal type ____________________________________________</w:t>
+      </w:r>
+    </w:p>
+    <w:p>
+      <w:r>
         <w:t xml:space="preserve">Course Name and Number ____________________________________</w:t>
       </w:r>
     </w:p>
@@ -44,10 +49,15 @@
         <w:t xml:space="preserve">Originator ____________________________________________</w:t>
       </w:r>
     </w:p>
+    <w:p>
+      <w:r>
+        <w:t xml:space="preserve">The attached syllabus carries the catalog course description, and the GEOC learning outcomes for every area named above  ____</w:t>
+      </w:r>
+    </w:p>
     <w:p/>
     <w:p>
       <w:r>
-        <w:t xml:space="preserve">Please copy and paste the GE/Overlay/Code (if applicable) Learning Outcomes and Course Characteristics for your course, taken from the </w:t>
+        <w:t xml:space="preserve">Please copy and paste the GE/Overlay/Code (if applicable) Learning Outcomes for your course into the first table, taken from the </w:t>
       </w:r>
       <w:hyperlink r:id="rId5" w:history="1">
         <w:r>
@@ -58,7 +68,7 @@
         </w:r>
       </w:hyperlink>
       <w:r>
-        <w:t xml:space="preserve">, into the tables below. Name weeks and assignments as they appear on the attached syllabus, which already carries the week-by-week outline and the assignment list required by the Syllabus Policy.</w:t>
+        <w:t xml:space="preserve">. Name weeks and assignments as they appear on the attached syllabus.</w:t>
       </w:r>
     </w:p>
     <w:p/>
@@ -89,6 +99,7 @@
           <w:p>
             <w:pPr>
               <w:pStyle w:val="Title"/>
+              <w:keepNext/>
               <w:numPr>
                 <w:ilvl w:val="0"/>
                 <w:numId w:val="1"/>
@@ -141,7 +152,7 @@
           </w:tcPr>
           <w:p>
             <w:r>
-              <w:t xml:space="preserve">One row for each GEOC learning outcome in the areas named above, overlays included. Give the weeks in which it is taught, what students do in those weeks, and the assignment in which they demonstrate it. One or two sentences to a cell. </w:t>
+              <w:t xml:space="preserve">One row for each GEOC learning outcome in the areas named above, overlays included, copied in full from the current GE Framework. For Area 6, give the three outcomes the course meets. Then give the weeks in which the outcome is taught, what students do in those weeks, and the assignment in which they demonstrate it. One or two sentences to a cell. </w:t>
             </w:r>
             <w:r>
               <w:rPr>
@@ -343,7 +354,8 @@
       </w:tr>
       <w:tr>
         <w:trPr>
-          <w:trHeight w:val="600"/>
+          <w:cantSplit/>
+          <w:trHeight w:val="460"/>
         </w:trPr>
         <w:tc>
           <w:tcPr>
@@ -396,7 +408,8 @@
       </w:tr>
       <w:tr>
         <w:trPr>
-          <w:trHeight w:val="600"/>
+          <w:cantSplit/>
+          <w:trHeight w:val="460"/>
         </w:trPr>
         <w:tc>
           <w:tcPr>
@@ -449,7 +462,62 @@
       </w:tr>
       <w:tr>
         <w:trPr>
-          <w:trHeight w:val="600"/>
+          <w:cantSplit/>
+          <w:trHeight w:val="460"/>
+        </w:trPr>
+        <w:tc>
+          <w:tcPr>
+            <w:tcW w:w="2340" w:type="dxa"/>
+            <w:tcBorders>
+              <w:top w:val="single" w:sz="4" w:space="0" w:color="000000"/>
+              <w:left w:val="single" w:sz="4" w:space="0" w:color="000000"/>
+              <w:bottom w:val="single" w:sz="4" w:space="0" w:color="000000"/>
+              <w:right w:val="single" w:sz="4" w:space="0" w:color="000000"/>
+            </w:tcBorders>
+          </w:tcPr>
+          <w:p/>
+        </w:tc>
+        <w:tc>
+          <w:tcPr>
+            <w:tcW w:w="990" w:type="dxa"/>
+            <w:tcBorders>
+              <w:top w:val="single" w:sz="4" w:space="0" w:color="000000"/>
+              <w:left w:val="single" w:sz="4" w:space="0" w:color="000000"/>
+              <w:bottom w:val="single" w:sz="4" w:space="0" w:color="000000"/>
+              <w:right w:val="single" w:sz="4" w:space="0" w:color="000000"/>
+            </w:tcBorders>
+          </w:tcPr>
+          <w:p/>
+        </w:tc>
+        <w:tc>
+          <w:tcPr>
+            <w:tcW w:w="2790" w:type="dxa"/>
+            <w:tcBorders>
+              <w:top w:val="single" w:sz="4" w:space="0" w:color="000000"/>
+              <w:left w:val="single" w:sz="4" w:space="0" w:color="000000"/>
+              <w:bottom w:val="single" w:sz="4" w:space="0" w:color="000000"/>
+              <w:right w:val="single" w:sz="4" w:space="0" w:color="000000"/>
+            </w:tcBorders>
+          </w:tcPr>
+          <w:p/>
+        </w:tc>
+        <w:tc>
+          <w:tcPr>
+            <w:tcW w:w="3330" w:type="dxa"/>
+            <w:tcBorders>
+              <w:top w:val="single" w:sz="4" w:space="0" w:color="000000"/>
+              <w:left w:val="single" w:sz="4" w:space="0" w:color="000000"/>
+              <w:bottom w:val="single" w:sz="4" w:space="0" w:color="000000"/>
+              <w:right w:val="single" w:sz="4" w:space="0" w:color="000000"/>
+            </w:tcBorders>
+          </w:tcPr>
+          <w:p/>
+        </w:tc>
+      </w:tr>
+      <w:tr>
+        <w:trPr>
+          <w:cantSplit/>
+          <w:trHeight w:val="460"/>
         </w:trPr>
         <w:tc>
           <w:tcPr>
@@ -527,6 +595,7 @@
           <w:p>
             <w:pPr>
               <w:pStyle w:val="Title"/>
+              <w:keepNext/>
               <w:numPr>
                 <w:ilvl w:val="0"/>
                 <w:numId w:val="1"/>
@@ -659,7 +728,8 @@
       </w:tr>
       <w:tr>
         <w:trPr>
-          <w:trHeight w:val="320"/>
+          <w:cantSplit/>
+          <w:trHeight w:val="280"/>
         </w:trPr>
         <w:tc>
           <w:tcPr>
@@ -692,7 +762,8 @@
       </w:tr>
       <w:tr>
         <w:trPr>
-          <w:trHeight w:val="320"/>
+          <w:cantSplit/>
+          <w:trHeight w:val="280"/>
         </w:trPr>
         <w:tc>
           <w:tcPr>
@@ -725,7 +796,8 @@
       </w:tr>
       <w:tr>
         <w:trPr>
-          <w:trHeight w:val="320"/>
+          <w:cantSplit/>
+          <w:trHeight w:val="280"/>
         </w:trPr>
         <w:tc>
           <w:tcPr>
@@ -758,7 +830,8 @@
       </w:tr>
       <w:tr>
         <w:trPr>
-          <w:trHeight w:val="320"/>
+          <w:cantSplit/>
+          <w:trHeight w:val="280"/>
         </w:trPr>
         <w:tc>
           <w:tcPr>
@@ -791,7 +864,8 @@
       </w:tr>
       <w:tr>
         <w:trPr>
-          <w:trHeight w:val="320"/>
+          <w:cantSplit/>
+          <w:trHeight w:val="280"/>
         </w:trPr>
         <w:tc>
           <w:tcPr>
@@ -824,7 +898,8 @@
       </w:tr>
       <w:tr>
         <w:trPr>
-          <w:trHeight w:val="320"/>
+          <w:cantSplit/>
+          <w:trHeight w:val="280"/>
         </w:trPr>
         <w:tc>
           <w:tcPr>
@@ -855,119 +930,64 @@
           <w:p/>
         </w:tc>
       </w:tr>
-    </w:tbl>
-    <w:p/>
-    <w:tbl>
-      <w:tblPr>
-        <w:tblW w:w="9450" w:type="dxa"/>
-        <w:tblLayout w:type="fixed"/>
-        <w:tblLook w:val="0600" w:firstRow="0" w:lastRow="0" w:firstColumn="0" w:lastColumn="0" w:noHBand="1" w:noVBand="1"/>
-      </w:tblPr>
-      <w:tblGrid>
-        <w:gridCol w:w="9450"/>
-      </w:tblGrid>
       <w:tr>
         <w:trPr>
-          <w:trHeight w:val="180"/>
+          <w:cantSplit/>
+          <w:trHeight w:val="280"/>
         </w:trPr>
         <w:tc>
           <w:tcPr>
-            <w:tcW w:w="9450" w:type="dxa"/>
-            <w:gridSpan w:val="1"/>
-            <w:tcBorders>
-              <w:bottom w:val="single" w:sz="12" w:space="0" w:color="000000"/>
+            <w:tcW w:w="3330" w:type="dxa"/>
+            <w:tcBorders>
+              <w:top w:val="single" w:sz="4" w:space="0" w:color="000000"/>
+              <w:left w:val="single" w:sz="4" w:space="0" w:color="000000"/>
+              <w:bottom w:val="single" w:sz="4" w:space="0" w:color="000000"/>
+              <w:right w:val="single" w:sz="4" w:space="0" w:color="000000"/>
             </w:tcBorders>
           </w:tcPr>
           <w:p>
-            <w:pPr>
-              <w:pStyle w:val="Title"/>
-              <w:numPr>
-                <w:ilvl w:val="0"/>
-                <w:numId w:val="1"/>
-              </w:numPr>
-              <w:rPr>
-                <w:sz w:val="21"/>
-                <w:szCs w:val="21"/>
-              </w:rPr>
-            </w:pPr>
             <w:r>
-              <w:rPr>
-                <w:sz w:val="21"/>
-                <w:szCs w:val="21"/>
-              </w:rPr>
-              <w:t xml:space="preserve">Delivery methods</w:t>
+              <w:t xml:space="preserve">Any other characteristic required for this area</w:t>
             </w:r>
           </w:p>
         </w:tc>
-      </w:tr>
-      <w:tr>
-        <w:trPr>
-          <w:trHeight w:val="48"/>
-        </w:trPr>
-        <w:tc>
-          <w:tcPr>
-            <w:tcW w:w="9450" w:type="dxa"/>
-            <w:gridSpan w:val="1"/>
-            <w:tcBorders>
-              <w:top w:val="single" w:sz="12" w:space="0" w:color="000000"/>
-            </w:tcBorders>
-          </w:tcPr>
-          <w:p>
-            <w:pPr>
-              <w:rPr>
-                <w:sz w:val="8"/>
-                <w:szCs w:val="8"/>
-              </w:rPr>
-            </w:pPr>
-          </w:p>
-        </w:tc>
-      </w:tr>
-      <w:tr>
-        <w:trPr>
-          <w:trHeight w:val="432"/>
-        </w:trPr>
-        <w:tc>
-          <w:tcPr>
-            <w:tcW w:w="9450" w:type="dxa"/>
-            <w:gridSpan w:val="1"/>
-          </w:tcPr>
-          <w:p>
-            <w:r>
-              <w:t xml:space="preserve">If one syllabus covers more than one delivery method, note what differs between them for the items above, in particular anything students do in person.</w:t>
-            </w:r>
-          </w:p>
-        </w:tc>
-      </w:tr>
-      <w:tr>
-        <w:trPr>
-          <w:trHeight w:val="80"/>
-        </w:trPr>
-        <w:tc>
-          <w:tcPr>
-            <w:tcW w:w="9450" w:type="dxa"/>
-            <w:gridSpan w:val="1"/>
-            <w:tcBorders>
-              <w:bottom w:val="single" w:sz="4" w:space="0" w:color="000000"/>
-            </w:tcBorders>
-          </w:tcPr>
-          <w:p>
-            <w:pPr>
-              <w:rPr>
-                <w:sz w:val="8"/>
-                <w:szCs w:val="8"/>
-              </w:rPr>
-            </w:pPr>
-          </w:p>
+        <w:tc>
+          <w:tcPr>
+            <w:tcW w:w="6120" w:type="dxa"/>
+            <w:tcBorders>
+              <w:top w:val="single" w:sz="4" w:space="0" w:color="000000"/>
+              <w:left w:val="single" w:sz="4" w:space="0" w:color="000000"/>
+              <w:bottom w:val="single" w:sz="4" w:space="0" w:color="000000"/>
+              <w:right w:val="single" w:sz="4" w:space="0" w:color="000000"/>
+            </w:tcBorders>
+          </w:tcPr>
+          <w:p/>
         </w:tc>
       </w:tr>
       <w:tr>
         <w:trPr>
           <w:cantSplit/>
-          <w:trHeight w:val="620"/>
+          <w:trHeight w:val="560"/>
         </w:trPr>
         <w:tc>
           <w:tcPr>
-            <w:tcW w:w="9450" w:type="dxa"/>
+            <w:tcW w:w="3330" w:type="dxa"/>
+            <w:tcBorders>
+              <w:top w:val="single" w:sz="4" w:space="0" w:color="000000"/>
+              <w:left w:val="single" w:sz="4" w:space="0" w:color="000000"/>
+              <w:bottom w:val="single" w:sz="4" w:space="0" w:color="000000"/>
+              <w:right w:val="single" w:sz="4" w:space="0" w:color="000000"/>
+            </w:tcBorders>
+          </w:tcPr>
+          <w:p>
+            <w:r>
+              <w:t xml:space="preserve">If the syllabus covers more than one delivery method, what differs between them for the items above (oral communication, collaboration, and the points where students receive critical feedback)</w:t>
+            </w:r>
+          </w:p>
+        </w:tc>
+        <w:tc>
+          <w:tcPr>
+            <w:tcW w:w="6120" w:type="dxa"/>
             <w:tcBorders>
               <w:top w:val="single" w:sz="4" w:space="0" w:color="000000"/>
               <w:left w:val="single" w:sz="4" w:space="0" w:color="000000"/>

--- a/committee/ccc/papers/geoc-alignment-form-proposed.docx
+++ b/committee/ccc/papers/geoc-alignment-form-proposed.docx
@@ -152,7 +152,7 @@
           </w:tcPr>
           <w:p>
             <w:r>
-              <w:t xml:space="preserve">One row for each GEOC learning outcome in the areas named above, overlays included, copied in full from the current GE Framework. For Area 6, give the three outcomes the course meets. Then give the weeks in which the outcome is taught, what students do in those weeks, and the assignment in which they demonstrate it. One or two sentences to a cell. </w:t>
+              <w:t xml:space="preserve">One row for each GEOC learning outcome in the areas named above, overlays included, copied in full from the current GE Framework. For Area 6, give the outcomes the course is certified for. Then give the weeks in which the outcome is taught, what students do in those weeks, and the assignment in which they demonstrate it. One or two sentences to a cell. </w:t>
             </w:r>
             <w:r>
               <w:rPr>

--- a/committee/ccc/papers/geoc-alignment-form-proposed.docx
+++ b/committee/ccc/papers/geoc-alignment-form-proposed.docx
@@ -21,12 +21,34 @@
     <w:p/>
     <w:p>
       <w:r>
-        <w:t xml:space="preserve">Please indicate if the course is up for Recertification, Revision only (not up for Recertification), or New course.</w:t>
+        <w:t xml:space="preserve">Proposal type     </w:t>
       </w:r>
-    </w:p>
-    <w:p>
       <w:r>
-        <w:t xml:space="preserve">Proposal type ____________________________________________</w:t>
+        <w:rPr>
+          <w:rFonts w:ascii="Wingdings" w:hAnsi="Wingdings" w:cs="Wingdings"/>
+        </w:rPr>
+        <w:t>o</w:t>
+      </w:r>
+      <w:r>
+        <w:t xml:space="preserve">  Recertification      </w:t>
+      </w:r>
+      <w:r>
+        <w:rPr>
+          <w:rFonts w:ascii="Wingdings" w:hAnsi="Wingdings" w:cs="Wingdings"/>
+        </w:rPr>
+        <w:t>o</w:t>
+      </w:r>
+      <w:r>
+        <w:t xml:space="preserve">  Revision only (not up for Recertification)      </w:t>
+      </w:r>
+      <w:r>
+        <w:rPr>
+          <w:rFonts w:ascii="Wingdings" w:hAnsi="Wingdings" w:cs="Wingdings"/>
+        </w:rPr>
+        <w:t>o</w:t>
+      </w:r>
+      <w:r>
+        <w:t xml:space="preserve">  New course</w:t>
       </w:r>
     </w:p>
     <w:p>

--- a/committee/ccc/papers/geoc-alignment-form-proposed.docx
+++ b/committee/ccc/papers/geoc-alignment-form-proposed.docx
@@ -58,7 +58,231 @@
     </w:p>
     <w:p>
       <w:r>
-        <w:t xml:space="preserve">GE/Overlay/Code Area for this course ____________________________________</w:t>
+        <w:t xml:space="preserve">GE/Overlay/Code Area for this course, as approved in Curriculog under Current Breadth Area(s) Approved:</w:t>
+      </w:r>
+    </w:p>
+    <w:p>
+      <w:r>
+        <w:t xml:space="preserve">Lower division   </w:t>
+      </w:r>
+      <w:r>
+        <w:rPr>
+          <w:rFonts w:ascii="Wingdings" w:hAnsi="Wingdings" w:cs="Wingdings"/>
+        </w:rPr>
+        <w:t>o</w:t>
+      </w:r>
+      <w:r>
+        <w:t xml:space="preserve">  1A   </w:t>
+      </w:r>
+      <w:r>
+        <w:rPr>
+          <w:rFonts w:ascii="Wingdings" w:hAnsi="Wingdings" w:cs="Wingdings"/>
+        </w:rPr>
+        <w:t>o</w:t>
+      </w:r>
+      <w:r>
+        <w:t xml:space="preserve">  1B   </w:t>
+      </w:r>
+      <w:r>
+        <w:rPr>
+          <w:rFonts w:ascii="Wingdings" w:hAnsi="Wingdings" w:cs="Wingdings"/>
+        </w:rPr>
+        <w:t>o</w:t>
+      </w:r>
+      <w:r>
+        <w:t xml:space="preserve">  1C   </w:t>
+      </w:r>
+      <w:r>
+        <w:rPr>
+          <w:rFonts w:ascii="Wingdings" w:hAnsi="Wingdings" w:cs="Wingdings"/>
+        </w:rPr>
+        <w:t>o</w:t>
+      </w:r>
+      <w:r>
+        <w:t xml:space="preserve">  2   </w:t>
+      </w:r>
+      <w:r>
+        <w:rPr>
+          <w:rFonts w:ascii="Wingdings" w:hAnsi="Wingdings" w:cs="Wingdings"/>
+        </w:rPr>
+        <w:t>o</w:t>
+      </w:r>
+      <w:r>
+        <w:t xml:space="preserve">  3A   </w:t>
+      </w:r>
+      <w:r>
+        <w:rPr>
+          <w:rFonts w:ascii="Wingdings" w:hAnsi="Wingdings" w:cs="Wingdings"/>
+        </w:rPr>
+        <w:t>o</w:t>
+      </w:r>
+      <w:r>
+        <w:t xml:space="preserve">  3B   </w:t>
+      </w:r>
+      <w:r>
+        <w:rPr>
+          <w:rFonts w:ascii="Wingdings" w:hAnsi="Wingdings" w:cs="Wingdings"/>
+        </w:rPr>
+        <w:t>o</w:t>
+      </w:r>
+      <w:r>
+        <w:t xml:space="preserve">  4   </w:t>
+      </w:r>
+      <w:r>
+        <w:rPr>
+          <w:rFonts w:ascii="Wingdings" w:hAnsi="Wingdings" w:cs="Wingdings"/>
+        </w:rPr>
+        <w:t>o</w:t>
+      </w:r>
+      <w:r>
+        <w:t xml:space="preserve">  5A   </w:t>
+      </w:r>
+      <w:r>
+        <w:rPr>
+          <w:rFonts w:ascii="Wingdings" w:hAnsi="Wingdings" w:cs="Wingdings"/>
+        </w:rPr>
+        <w:t>o</w:t>
+      </w:r>
+      <w:r>
+        <w:t xml:space="preserve">  5B   </w:t>
+      </w:r>
+      <w:r>
+        <w:rPr>
+          <w:rFonts w:ascii="Wingdings" w:hAnsi="Wingdings" w:cs="Wingdings"/>
+        </w:rPr>
+        <w:t>o</w:t>
+      </w:r>
+      <w:r>
+        <w:t xml:space="preserve">  5C   </w:t>
+      </w:r>
+      <w:r>
+        <w:rPr>
+          <w:rFonts w:ascii="Wingdings" w:hAnsi="Wingdings" w:cs="Wingdings"/>
+        </w:rPr>
+        <w:t>o</w:t>
+      </w:r>
+      <w:r>
+        <w:t xml:space="preserve">  6   </w:t>
+      </w:r>
+    </w:p>
+    <w:p>
+      <w:r>
+        <w:t xml:space="preserve">Upper division   </w:t>
+      </w:r>
+      <w:r>
+        <w:rPr>
+          <w:rFonts w:ascii="Wingdings" w:hAnsi="Wingdings" w:cs="Wingdings"/>
+        </w:rPr>
+        <w:t>o</w:t>
+      </w:r>
+      <w:r>
+        <w:t xml:space="preserve">  UD-3   </w:t>
+      </w:r>
+      <w:r>
+        <w:rPr>
+          <w:rFonts w:ascii="Wingdings" w:hAnsi="Wingdings" w:cs="Wingdings"/>
+        </w:rPr>
+        <w:t>o</w:t>
+      </w:r>
+      <w:r>
+        <w:t xml:space="preserve">  UD-4   </w:t>
+      </w:r>
+      <w:r>
+        <w:rPr>
+          <w:rFonts w:ascii="Wingdings" w:hAnsi="Wingdings" w:cs="Wingdings"/>
+        </w:rPr>
+        <w:t>o</w:t>
+      </w:r>
+      <w:r>
+        <w:t xml:space="preserve">  UD-5   </w:t>
+      </w:r>
+    </w:p>
+    <w:p>
+      <w:r>
+        <w:t xml:space="preserve">Overlay   </w:t>
+      </w:r>
+      <w:r>
+        <w:rPr>
+          <w:rFonts w:ascii="Wingdings" w:hAnsi="Wingdings" w:cs="Wingdings"/>
+        </w:rPr>
+        <w:t>o</w:t>
+      </w:r>
+      <w:r>
+        <w:t xml:space="preserve">  Diversity   </w:t>
+      </w:r>
+      <w:r>
+        <w:rPr>
+          <w:rFonts w:ascii="Wingdings" w:hAnsi="Wingdings" w:cs="Wingdings"/>
+        </w:rPr>
+        <w:t>o</w:t>
+      </w:r>
+      <w:r>
+        <w:t xml:space="preserve">  Social Justice   </w:t>
+      </w:r>
+      <w:r>
+        <w:rPr>
+          <w:rFonts w:ascii="Wingdings" w:hAnsi="Wingdings" w:cs="Wingdings"/>
+        </w:rPr>
+        <w:t>o</w:t>
+      </w:r>
+      <w:r>
+        <w:t xml:space="preserve">  Sustainability   </w:t>
+      </w:r>
+      <w:r>
+        <w:t xml:space="preserve">    Code   </w:t>
+      </w:r>
+      <w:r>
+        <w:rPr>
+          <w:rFonts w:ascii="Wingdings" w:hAnsi="Wingdings" w:cs="Wingdings"/>
+        </w:rPr>
+        <w:t>o</w:t>
+      </w:r>
+      <w:r>
+        <w:t xml:space="preserve">  US-1   </w:t>
+      </w:r>
+      <w:r>
+        <w:rPr>
+          <w:rFonts w:ascii="Wingdings" w:hAnsi="Wingdings" w:cs="Wingdings"/>
+        </w:rPr>
+        <w:t>o</w:t>
+      </w:r>
+      <w:r>
+        <w:t xml:space="preserve">  US-2   </w:t>
+      </w:r>
+      <w:r>
+        <w:rPr>
+          <w:rFonts w:ascii="Wingdings" w:hAnsi="Wingdings" w:cs="Wingdings"/>
+        </w:rPr>
+        <w:t>o</w:t>
+      </w:r>
+      <w:r>
+        <w:t xml:space="preserve">  US-3   </w:t>
+      </w:r>
+    </w:p>
+    <w:p>
+      <w:r>
+        <w:rPr>
+          <w:i/>
+          <w:iCs/>
+        </w:rPr>
+        <w:t xml:space="preserve">Areas were relabeled for Fall 2025. The </w:t>
+      </w:r>
+      <w:hyperlink r:id="rId20" w:history="1">
+        <w:r>
+          <w:rPr>
+            <w:rStyle w:val="Hyperlink"/>
+            <w:i/>
+            <w:iCs/>
+          </w:rPr>
+          <w:t>GE Guide</w:t>
+        </w:r>
+      </w:hyperlink>
+      <w:r>
+        <w:rPr>
+          <w:i/>
+          <w:iCs/>
+        </w:rPr>
+        <w:t xml:space="preserve"> lists the current labels alongside the former ones.</w:t>
       </w:r>
     </w:p>
     <w:p>
@@ -377,7 +601,7 @@
       <w:tr>
         <w:trPr>
           <w:cantSplit/>
-          <w:trHeight w:val="460"/>
+          <w:trHeight w:val="420"/>
         </w:trPr>
         <w:tc>
           <w:tcPr>
@@ -431,7 +655,7 @@
       <w:tr>
         <w:trPr>
           <w:cantSplit/>
-          <w:trHeight w:val="460"/>
+          <w:trHeight w:val="420"/>
         </w:trPr>
         <w:tc>
           <w:tcPr>
@@ -485,7 +709,7 @@
       <w:tr>
         <w:trPr>
           <w:cantSplit/>
-          <w:trHeight w:val="460"/>
+          <w:trHeight w:val="420"/>
         </w:trPr>
         <w:tc>
           <w:tcPr>
@@ -539,7 +763,7 @@
       <w:tr>
         <w:trPr>
           <w:cantSplit/>
-          <w:trHeight w:val="460"/>
+          <w:trHeight w:val="420"/>
         </w:trPr>
         <w:tc>
           <w:tcPr>
@@ -751,7 +975,7 @@
       <w:tr>
         <w:trPr>
           <w:cantSplit/>
-          <w:trHeight w:val="280"/>
+          <w:trHeight w:val="250"/>
         </w:trPr>
         <w:tc>
           <w:tcPr>
@@ -785,7 +1009,7 @@
       <w:tr>
         <w:trPr>
           <w:cantSplit/>
-          <w:trHeight w:val="280"/>
+          <w:trHeight w:val="250"/>
         </w:trPr>
         <w:tc>
           <w:tcPr>
@@ -819,7 +1043,7 @@
       <w:tr>
         <w:trPr>
           <w:cantSplit/>
-          <w:trHeight w:val="280"/>
+          <w:trHeight w:val="250"/>
         </w:trPr>
         <w:tc>
           <w:tcPr>
@@ -853,7 +1077,7 @@
       <w:tr>
         <w:trPr>
           <w:cantSplit/>
-          <w:trHeight w:val="280"/>
+          <w:trHeight w:val="250"/>
         </w:trPr>
         <w:tc>
           <w:tcPr>
@@ -887,7 +1111,7 @@
       <w:tr>
         <w:trPr>
           <w:cantSplit/>
-          <w:trHeight w:val="280"/>
+          <w:trHeight w:val="250"/>
         </w:trPr>
         <w:tc>
           <w:tcPr>
@@ -921,7 +1145,7 @@
       <w:tr>
         <w:trPr>
           <w:cantSplit/>
-          <w:trHeight w:val="280"/>
+          <w:trHeight w:val="250"/>
         </w:trPr>
         <w:tc>
           <w:tcPr>
@@ -955,7 +1179,7 @@
       <w:tr>
         <w:trPr>
           <w:cantSplit/>
-          <w:trHeight w:val="280"/>
+          <w:trHeight w:val="250"/>
         </w:trPr>
         <w:tc>
           <w:tcPr>
@@ -989,7 +1213,7 @@
       <w:tr>
         <w:trPr>
           <w:cantSplit/>
-          <w:trHeight w:val="560"/>
+          <w:trHeight w:val="420"/>
         </w:trPr>
         <w:tc>
           <w:tcPr>
@@ -1003,7 +1227,7 @@
           </w:tcPr>
           <w:p>
             <w:r>
-              <w:t xml:space="preserve">If the syllabus covers more than one delivery method, what differs between them for the items above (oral communication, collaboration, and the points where students receive critical feedback)</w:t>
+              <w:t xml:space="preserve">Differences between delivery methods, if the syllabus covers more than one</w:t>
             </w:r>
           </w:p>
         </w:tc>

--- a/committee/ccc/papers/geoc-alignment-form-proposed.docx
+++ b/committee/ccc/papers/geoc-alignment-form-proposed.docx
@@ -297,7 +297,13 @@
     </w:p>
     <w:p>
       <w:r>
-        <w:t xml:space="preserve">The attached syllabus carries the catalog course description, and the GEOC learning outcomes for every area named above  ____</w:t>
+        <w:rPr>
+          <w:rFonts w:ascii="Wingdings" w:hAnsi="Wingdings" w:cs="Wingdings"/>
+        </w:rPr>
+        <w:t>o</w:t>
+      </w:r>
+      <w:r>
+        <w:t xml:space="preserve">  The attached syllabus carries the catalog course description, and the GEOC learning outcomes for every area named above</w:t>
       </w:r>
     </w:p>
     <w:p/>

--- a/committee/ccc/papers/geoc-alignment-form-proposed.docx
+++ b/committee/ccc/papers/geoc-alignment-form-proposed.docx
@@ -23,30 +23,66 @@
       <w:r>
         <w:t xml:space="preserve">Proposal type     </w:t>
       </w:r>
-      <w:r>
-        <w:rPr>
-          <w:rFonts w:ascii="Wingdings" w:hAnsi="Wingdings" w:cs="Wingdings"/>
-        </w:rPr>
-        <w:t>o</w:t>
-      </w:r>
+      <w:sdt>
+        <w:sdtPr>
+          <w:id w:val="900001"/>
+          <w14:checkbox>
+            <w14:checked w14:val="0"/>
+            <w14:checkedState w14:val="2612" w14:font="MS Gothic"/>
+            <w14:uncheckedState w14:val="2610" w14:font="MS Gothic"/>
+          </w14:checkbox>
+        </w:sdtPr>
+        <w:sdtContent>
+          <w:r>
+            <w:rPr>
+              <w:rFonts w:ascii="MS Gothic" w:eastAsia="MS Gothic" w:hAnsi="MS Gothic" w:cs="MS Gothic"/>
+            </w:rPr>
+            <w:t>☐</w:t>
+          </w:r>
+        </w:sdtContent>
+      </w:sdt>
       <w:r>
         <w:t xml:space="preserve">  Recertification      </w:t>
       </w:r>
-      <w:r>
-        <w:rPr>
-          <w:rFonts w:ascii="Wingdings" w:hAnsi="Wingdings" w:cs="Wingdings"/>
-        </w:rPr>
-        <w:t>o</w:t>
-      </w:r>
+      <w:sdt>
+        <w:sdtPr>
+          <w:id w:val="900002"/>
+          <w14:checkbox>
+            <w14:checked w14:val="0"/>
+            <w14:checkedState w14:val="2612" w14:font="MS Gothic"/>
+            <w14:uncheckedState w14:val="2610" w14:font="MS Gothic"/>
+          </w14:checkbox>
+        </w:sdtPr>
+        <w:sdtContent>
+          <w:r>
+            <w:rPr>
+              <w:rFonts w:ascii="MS Gothic" w:eastAsia="MS Gothic" w:hAnsi="MS Gothic" w:cs="MS Gothic"/>
+            </w:rPr>
+            <w:t>☐</w:t>
+          </w:r>
+        </w:sdtContent>
+      </w:sdt>
       <w:r>
         <w:t xml:space="preserve">  Revision only (not up for Recertification)      </w:t>
       </w:r>
-      <w:r>
-        <w:rPr>
-          <w:rFonts w:ascii="Wingdings" w:hAnsi="Wingdings" w:cs="Wingdings"/>
-        </w:rPr>
-        <w:t>o</w:t>
-      </w:r>
+      <w:sdt>
+        <w:sdtPr>
+          <w:id w:val="900003"/>
+          <w14:checkbox>
+            <w14:checked w14:val="0"/>
+            <w14:checkedState w14:val="2612" w14:font="MS Gothic"/>
+            <w14:uncheckedState w14:val="2610" w14:font="MS Gothic"/>
+          </w14:checkbox>
+        </w:sdtPr>
+        <w:sdtContent>
+          <w:r>
+            <w:rPr>
+              <w:rFonts w:ascii="MS Gothic" w:eastAsia="MS Gothic" w:hAnsi="MS Gothic" w:cs="MS Gothic"/>
+            </w:rPr>
+            <w:t>☐</w:t>
+          </w:r>
+        </w:sdtContent>
+      </w:sdt>
       <w:r>
         <w:t xml:space="preserve">  New course</w:t>
       </w:r>
@@ -65,102 +101,234 @@
       <w:r>
         <w:t xml:space="preserve">Lower division   </w:t>
       </w:r>
-      <w:r>
-        <w:rPr>
-          <w:rFonts w:ascii="Wingdings" w:hAnsi="Wingdings" w:cs="Wingdings"/>
-        </w:rPr>
-        <w:t>o</w:t>
-      </w:r>
+      <w:sdt>
+        <w:sdtPr>
+          <w:id w:val="900004"/>
+          <w14:checkbox>
+            <w14:checked w14:val="0"/>
+            <w14:checkedState w14:val="2612" w14:font="MS Gothic"/>
+            <w14:uncheckedState w14:val="2610" w14:font="MS Gothic"/>
+          </w14:checkbox>
+        </w:sdtPr>
+        <w:sdtContent>
+          <w:r>
+            <w:rPr>
+              <w:rFonts w:ascii="MS Gothic" w:eastAsia="MS Gothic" w:hAnsi="MS Gothic" w:cs="MS Gothic"/>
+            </w:rPr>
+            <w:t>☐</w:t>
+          </w:r>
+        </w:sdtContent>
+      </w:sdt>
       <w:r>
         <w:t xml:space="preserve">  1A   </w:t>
       </w:r>
-      <w:r>
-        <w:rPr>
-          <w:rFonts w:ascii="Wingdings" w:hAnsi="Wingdings" w:cs="Wingdings"/>
-        </w:rPr>
-        <w:t>o</w:t>
-      </w:r>
+      <w:sdt>
+        <w:sdtPr>
+          <w:id w:val="900005"/>
+          <w14:checkbox>
+            <w14:checked w14:val="0"/>
+            <w14:checkedState w14:val="2612" w14:font="MS Gothic"/>
+            <w14:uncheckedState w14:val="2610" w14:font="MS Gothic"/>
+          </w14:checkbox>
+        </w:sdtPr>
+        <w:sdtContent>
+          <w:r>
+            <w:rPr>
+              <w:rFonts w:ascii="MS Gothic" w:eastAsia="MS Gothic" w:hAnsi="MS Gothic" w:cs="MS Gothic"/>
+            </w:rPr>
+            <w:t>☐</w:t>
+          </w:r>
+        </w:sdtContent>
+      </w:sdt>
       <w:r>
         <w:t xml:space="preserve">  1B   </w:t>
       </w:r>
-      <w:r>
-        <w:rPr>
-          <w:rFonts w:ascii="Wingdings" w:hAnsi="Wingdings" w:cs="Wingdings"/>
-        </w:rPr>
-        <w:t>o</w:t>
-      </w:r>
+      <w:sdt>
+        <w:sdtPr>
+          <w:id w:val="900006"/>
+          <w14:checkbox>
+            <w14:checked w14:val="0"/>
+            <w14:checkedState w14:val="2612" w14:font="MS Gothic"/>
+            <w14:uncheckedState w14:val="2610" w14:font="MS Gothic"/>
+          </w14:checkbox>
+        </w:sdtPr>
+        <w:sdtContent>
+          <w:r>
+            <w:rPr>
+              <w:rFonts w:ascii="MS Gothic" w:eastAsia="MS Gothic" w:hAnsi="MS Gothic" w:cs="MS Gothic"/>
+            </w:rPr>
+            <w:t>☐</w:t>
+          </w:r>
+        </w:sdtContent>
+      </w:sdt>
       <w:r>
         <w:t xml:space="preserve">  1C   </w:t>
       </w:r>
-      <w:r>
-        <w:rPr>
-          <w:rFonts w:ascii="Wingdings" w:hAnsi="Wingdings" w:cs="Wingdings"/>
-        </w:rPr>
-        <w:t>o</w:t>
-      </w:r>
+      <w:sdt>
+        <w:sdtPr>
+          <w:id w:val="900007"/>
+          <w14:checkbox>
+            <w14:checked w14:val="0"/>
+            <w14:checkedState w14:val="2612" w14:font="MS Gothic"/>
+            <w14:uncheckedState w14:val="2610" w14:font="MS Gothic"/>
+          </w14:checkbox>
+        </w:sdtPr>
+        <w:sdtContent>
+          <w:r>
+            <w:rPr>
+              <w:rFonts w:ascii="MS Gothic" w:eastAsia="MS Gothic" w:hAnsi="MS Gothic" w:cs="MS Gothic"/>
+            </w:rPr>
+            <w:t>☐</w:t>
+          </w:r>
+        </w:sdtContent>
+      </w:sdt>
       <w:r>
         <w:t xml:space="preserve">  2   </w:t>
       </w:r>
-      <w:r>
-        <w:rPr>
-          <w:rFonts w:ascii="Wingdings" w:hAnsi="Wingdings" w:cs="Wingdings"/>
-        </w:rPr>
-        <w:t>o</w:t>
-      </w:r>
+      <w:sdt>
+        <w:sdtPr>
+          <w:id w:val="900008"/>
+          <w14:checkbox>
+            <w14:checked w14:val="0"/>
+            <w14:checkedState w14:val="2612" w14:font="MS Gothic"/>
+            <w14:uncheckedState w14:val="2610" w14:font="MS Gothic"/>
+          </w14:checkbox>
+        </w:sdtPr>
+        <w:sdtContent>
+          <w:r>
+            <w:rPr>
+              <w:rFonts w:ascii="MS Gothic" w:eastAsia="MS Gothic" w:hAnsi="MS Gothic" w:cs="MS Gothic"/>
+            </w:rPr>
+            <w:t>☐</w:t>
+          </w:r>
+        </w:sdtContent>
+      </w:sdt>
       <w:r>
         <w:t xml:space="preserve">  3A   </w:t>
       </w:r>
-      <w:r>
-        <w:rPr>
-          <w:rFonts w:ascii="Wingdings" w:hAnsi="Wingdings" w:cs="Wingdings"/>
-        </w:rPr>
-        <w:t>o</w:t>
-      </w:r>
+      <w:sdt>
+        <w:sdtPr>
+          <w:id w:val="900009"/>
+          <w14:checkbox>
+            <w14:checked w14:val="0"/>
+            <w14:checkedState w14:val="2612" w14:font="MS Gothic"/>
+            <w14:uncheckedState w14:val="2610" w14:font="MS Gothic"/>
+          </w14:checkbox>
+        </w:sdtPr>
+        <w:sdtContent>
+          <w:r>
+            <w:rPr>
+              <w:rFonts w:ascii="MS Gothic" w:eastAsia="MS Gothic" w:hAnsi="MS Gothic" w:cs="MS Gothic"/>
+            </w:rPr>
+            <w:t>☐</w:t>
+          </w:r>
+        </w:sdtContent>
+      </w:sdt>
       <w:r>
         <w:t xml:space="preserve">  3B   </w:t>
       </w:r>
-      <w:r>
-        <w:rPr>
-          <w:rFonts w:ascii="Wingdings" w:hAnsi="Wingdings" w:cs="Wingdings"/>
-        </w:rPr>
-        <w:t>o</w:t>
-      </w:r>
+      <w:sdt>
+        <w:sdtPr>
+          <w:id w:val="900010"/>
+          <w14:checkbox>
+            <w14:checked w14:val="0"/>
+            <w14:checkedState w14:val="2612" w14:font="MS Gothic"/>
+            <w14:uncheckedState w14:val="2610" w14:font="MS Gothic"/>
+          </w14:checkbox>
+        </w:sdtPr>
+        <w:sdtContent>
+          <w:r>
+            <w:rPr>
+              <w:rFonts w:ascii="MS Gothic" w:eastAsia="MS Gothic" w:hAnsi="MS Gothic" w:cs="MS Gothic"/>
+            </w:rPr>
+            <w:t>☐</w:t>
+          </w:r>
+        </w:sdtContent>
+      </w:sdt>
       <w:r>
         <w:t xml:space="preserve">  4   </w:t>
       </w:r>
-      <w:r>
-        <w:rPr>
-          <w:rFonts w:ascii="Wingdings" w:hAnsi="Wingdings" w:cs="Wingdings"/>
-        </w:rPr>
-        <w:t>o</w:t>
-      </w:r>
+      <w:sdt>
+        <w:sdtPr>
+          <w:id w:val="900011"/>
+          <w14:checkbox>
+            <w14:checked w14:val="0"/>
+            <w14:checkedState w14:val="2612" w14:font="MS Gothic"/>
+            <w14:uncheckedState w14:val="2610" w14:font="MS Gothic"/>
+          </w14:checkbox>
+        </w:sdtPr>
+        <w:sdtContent>
+          <w:r>
+            <w:rPr>
+              <w:rFonts w:ascii="MS Gothic" w:eastAsia="MS Gothic" w:hAnsi="MS Gothic" w:cs="MS Gothic"/>
+            </w:rPr>
+            <w:t>☐</w:t>
+          </w:r>
+        </w:sdtContent>
+      </w:sdt>
       <w:r>
         <w:t xml:space="preserve">  5A   </w:t>
       </w:r>
-      <w:r>
-        <w:rPr>
-          <w:rFonts w:ascii="Wingdings" w:hAnsi="Wingdings" w:cs="Wingdings"/>
-        </w:rPr>
-        <w:t>o</w:t>
-      </w:r>
+      <w:sdt>
+        <w:sdtPr>
+          <w:id w:val="900012"/>
+          <w14:checkbox>
+            <w14:checked w14:val="0"/>
+            <w14:checkedState w14:val="2612" w14:font="MS Gothic"/>
+            <w14:uncheckedState w14:val="2610" w14:font="MS Gothic"/>
+          </w14:checkbox>
+        </w:sdtPr>
+        <w:sdtContent>
+          <w:r>
+            <w:rPr>
+              <w:rFonts w:ascii="MS Gothic" w:eastAsia="MS Gothic" w:hAnsi="MS Gothic" w:cs="MS Gothic"/>
+            </w:rPr>
+            <w:t>☐</w:t>
+          </w:r>
+        </w:sdtContent>
+      </w:sdt>
       <w:r>
         <w:t xml:space="preserve">  5B   </w:t>
       </w:r>
-      <w:r>
-        <w:rPr>
-          <w:rFonts w:ascii="Wingdings" w:hAnsi="Wingdings" w:cs="Wingdings"/>
-        </w:rPr>
-        <w:t>o</w:t>
-      </w:r>
+      <w:sdt>
+        <w:sdtPr>
+          <w:id w:val="900013"/>
+          <w14:checkbox>
+            <w14:checked w14:val="0"/>
+            <w14:checkedState w14:val="2612" w14:font="MS Gothic"/>
+            <w14:uncheckedState w14:val="2610" w14:font="MS Gothic"/>
+          </w14:checkbox>
+        </w:sdtPr>
+        <w:sdtContent>
+          <w:r>
+            <w:rPr>
+              <w:rFonts w:ascii="MS Gothic" w:eastAsia="MS Gothic" w:hAnsi="MS Gothic" w:cs="MS Gothic"/>
+            </w:rPr>
+            <w:t>☐</w:t>
+          </w:r>
+        </w:sdtContent>
+      </w:sdt>
       <w:r>
         <w:t xml:space="preserve">  5C   </w:t>
       </w:r>
-      <w:r>
-        <w:rPr>
-          <w:rFonts w:ascii="Wingdings" w:hAnsi="Wingdings" w:cs="Wingdings"/>
-        </w:rPr>
-        <w:t>o</w:t>
-      </w:r>
+      <w:sdt>
+        <w:sdtPr>
+          <w:id w:val="900014"/>
+          <w14:checkbox>
+            <w14:checked w14:val="0"/>
+            <w14:checkedState w14:val="2612" w14:font="MS Gothic"/>
+            <w14:uncheckedState w14:val="2610" w14:font="MS Gothic"/>
+          </w14:checkbox>
+        </w:sdtPr>
+        <w:sdtContent>
+          <w:r>
+            <w:rPr>
+              <w:rFonts w:ascii="MS Gothic" w:eastAsia="MS Gothic" w:hAnsi="MS Gothic" w:cs="MS Gothic"/>
+            </w:rPr>
+            <w:t>☐</w:t>
+          </w:r>
+        </w:sdtContent>
+      </w:sdt>
       <w:r>
         <w:t xml:space="preserve">  6   </w:t>
       </w:r>
@@ -169,30 +337,66 @@
       <w:r>
         <w:t xml:space="preserve">Upper division   </w:t>
       </w:r>
-      <w:r>
-        <w:rPr>
-          <w:rFonts w:ascii="Wingdings" w:hAnsi="Wingdings" w:cs="Wingdings"/>
-        </w:rPr>
-        <w:t>o</w:t>
-      </w:r>
+      <w:sdt>
+        <w:sdtPr>
+          <w:id w:val="900015"/>
+          <w14:checkbox>
+            <w14:checked w14:val="0"/>
+            <w14:checkedState w14:val="2612" w14:font="MS Gothic"/>
+            <w14:uncheckedState w14:val="2610" w14:font="MS Gothic"/>
+          </w14:checkbox>
+        </w:sdtPr>
+        <w:sdtContent>
+          <w:r>
+            <w:rPr>
+              <w:rFonts w:ascii="MS Gothic" w:eastAsia="MS Gothic" w:hAnsi="MS Gothic" w:cs="MS Gothic"/>
+            </w:rPr>
+            <w:t>☐</w:t>
+          </w:r>
+        </w:sdtContent>
+      </w:sdt>
       <w:r>
         <w:t xml:space="preserve">  UD-3   </w:t>
       </w:r>
-      <w:r>
-        <w:rPr>
-          <w:rFonts w:ascii="Wingdings" w:hAnsi="Wingdings" w:cs="Wingdings"/>
-        </w:rPr>
-        <w:t>o</w:t>
-      </w:r>
+      <w:sdt>
+        <w:sdtPr>
+          <w:id w:val="900016"/>
+          <w14:checkbox>
+            <w14:checked w14:val="0"/>
+            <w14:checkedState w14:val="2612" w14:font="MS Gothic"/>
+            <w14:uncheckedState w14:val="2610" w14:font="MS Gothic"/>
+          </w14:checkbox>
+        </w:sdtPr>
+        <w:sdtContent>
+          <w:r>
+            <w:rPr>
+              <w:rFonts w:ascii="MS Gothic" w:eastAsia="MS Gothic" w:hAnsi="MS Gothic" w:cs="MS Gothic"/>
+            </w:rPr>
+            <w:t>☐</w:t>
+          </w:r>
+        </w:sdtContent>
+      </w:sdt>
       <w:r>
         <w:t xml:space="preserve">  UD-4   </w:t>
       </w:r>
-      <w:r>
-        <w:rPr>
-          <w:rFonts w:ascii="Wingdings" w:hAnsi="Wingdings" w:cs="Wingdings"/>
-        </w:rPr>
-        <w:t>o</w:t>
-      </w:r>
+      <w:sdt>
+        <w:sdtPr>
+          <w:id w:val="900017"/>
+          <w14:checkbox>
+            <w14:checked w14:val="0"/>
+            <w14:checkedState w14:val="2612" w14:font="MS Gothic"/>
+            <w14:uncheckedState w14:val="2610" w14:font="MS Gothic"/>
+          </w14:checkbox>
+        </w:sdtPr>
+        <w:sdtContent>
+          <w:r>
+            <w:rPr>
+              <w:rFonts w:ascii="MS Gothic" w:eastAsia="MS Gothic" w:hAnsi="MS Gothic" w:cs="MS Gothic"/>
+            </w:rPr>
+            <w:t>☐</w:t>
+          </w:r>
+        </w:sdtContent>
+      </w:sdt>
       <w:r>
         <w:t xml:space="preserve">  UD-5   </w:t>
       </w:r>
@@ -201,60 +405,132 @@
       <w:r>
         <w:t xml:space="preserve">Overlay   </w:t>
       </w:r>
-      <w:r>
-        <w:rPr>
-          <w:rFonts w:ascii="Wingdings" w:hAnsi="Wingdings" w:cs="Wingdings"/>
-        </w:rPr>
-        <w:t>o</w:t>
-      </w:r>
+      <w:sdt>
+        <w:sdtPr>
+          <w:id w:val="900018"/>
+          <w14:checkbox>
+            <w14:checked w14:val="0"/>
+            <w14:checkedState w14:val="2612" w14:font="MS Gothic"/>
+            <w14:uncheckedState w14:val="2610" w14:font="MS Gothic"/>
+          </w14:checkbox>
+        </w:sdtPr>
+        <w:sdtContent>
+          <w:r>
+            <w:rPr>
+              <w:rFonts w:ascii="MS Gothic" w:eastAsia="MS Gothic" w:hAnsi="MS Gothic" w:cs="MS Gothic"/>
+            </w:rPr>
+            <w:t>☐</w:t>
+          </w:r>
+        </w:sdtContent>
+      </w:sdt>
       <w:r>
         <w:t xml:space="preserve">  Diversity   </w:t>
       </w:r>
-      <w:r>
-        <w:rPr>
-          <w:rFonts w:ascii="Wingdings" w:hAnsi="Wingdings" w:cs="Wingdings"/>
-        </w:rPr>
-        <w:t>o</w:t>
-      </w:r>
+      <w:sdt>
+        <w:sdtPr>
+          <w:id w:val="900019"/>
+          <w14:checkbox>
+            <w14:checked w14:val="0"/>
+            <w14:checkedState w14:val="2612" w14:font="MS Gothic"/>
+            <w14:uncheckedState w14:val="2610" w14:font="MS Gothic"/>
+          </w14:checkbox>
+        </w:sdtPr>
+        <w:sdtContent>
+          <w:r>
+            <w:rPr>
+              <w:rFonts w:ascii="MS Gothic" w:eastAsia="MS Gothic" w:hAnsi="MS Gothic" w:cs="MS Gothic"/>
+            </w:rPr>
+            <w:t>☐</w:t>
+          </w:r>
+        </w:sdtContent>
+      </w:sdt>
       <w:r>
         <w:t xml:space="preserve">  Social Justice   </w:t>
       </w:r>
-      <w:r>
-        <w:rPr>
-          <w:rFonts w:ascii="Wingdings" w:hAnsi="Wingdings" w:cs="Wingdings"/>
-        </w:rPr>
-        <w:t>o</w:t>
-      </w:r>
+      <w:sdt>
+        <w:sdtPr>
+          <w:id w:val="900020"/>
+          <w14:checkbox>
+            <w14:checked w14:val="0"/>
+            <w14:checkedState w14:val="2612" w14:font="MS Gothic"/>
+            <w14:uncheckedState w14:val="2610" w14:font="MS Gothic"/>
+          </w14:checkbox>
+        </w:sdtPr>
+        <w:sdtContent>
+          <w:r>
+            <w:rPr>
+              <w:rFonts w:ascii="MS Gothic" w:eastAsia="MS Gothic" w:hAnsi="MS Gothic" w:cs="MS Gothic"/>
+            </w:rPr>
+            <w:t>☐</w:t>
+          </w:r>
+        </w:sdtContent>
+      </w:sdt>
       <w:r>
         <w:t xml:space="preserve">  Sustainability   </w:t>
       </w:r>
       <w:r>
         <w:t xml:space="preserve">    Code   </w:t>
       </w:r>
-      <w:r>
-        <w:rPr>
-          <w:rFonts w:ascii="Wingdings" w:hAnsi="Wingdings" w:cs="Wingdings"/>
-        </w:rPr>
-        <w:t>o</w:t>
-      </w:r>
+      <w:sdt>
+        <w:sdtPr>
+          <w:id w:val="900021"/>
+          <w14:checkbox>
+            <w14:checked w14:val="0"/>
+            <w14:checkedState w14:val="2612" w14:font="MS Gothic"/>
+            <w14:uncheckedState w14:val="2610" w14:font="MS Gothic"/>
+          </w14:checkbox>
+        </w:sdtPr>
+        <w:sdtContent>
+          <w:r>
+            <w:rPr>
+              <w:rFonts w:ascii="MS Gothic" w:eastAsia="MS Gothic" w:hAnsi="MS Gothic" w:cs="MS Gothic"/>
+            </w:rPr>
+            <w:t>☐</w:t>
+          </w:r>
+        </w:sdtContent>
+      </w:sdt>
       <w:r>
         <w:t xml:space="preserve">  US-1   </w:t>
       </w:r>
-      <w:r>
-        <w:rPr>
-          <w:rFonts w:ascii="Wingdings" w:hAnsi="Wingdings" w:cs="Wingdings"/>
-        </w:rPr>
-        <w:t>o</w:t>
-      </w:r>
+      <w:sdt>
+        <w:sdtPr>
+          <w:id w:val="900022"/>
+          <w14:checkbox>
+            <w14:checked w14:val="0"/>
+            <w14:checkedState w14:val="2612" w14:font="MS Gothic"/>
+            <w14:uncheckedState w14:val="2610" w14:font="MS Gothic"/>
+          </w14:checkbox>
+        </w:sdtPr>
+        <w:sdtContent>
+          <w:r>
+            <w:rPr>
+              <w:rFonts w:ascii="MS Gothic" w:eastAsia="MS Gothic" w:hAnsi="MS Gothic" w:cs="MS Gothic"/>
+            </w:rPr>
+            <w:t>☐</w:t>
+          </w:r>
+        </w:sdtContent>
+      </w:sdt>
       <w:r>
         <w:t xml:space="preserve">  US-2   </w:t>
       </w:r>
-      <w:r>
-        <w:rPr>
-          <w:rFonts w:ascii="Wingdings" w:hAnsi="Wingdings" w:cs="Wingdings"/>
-        </w:rPr>
-        <w:t>o</w:t>
-      </w:r>
+      <w:sdt>
+        <w:sdtPr>
+          <w:id w:val="900023"/>
+          <w14:checkbox>
+            <w14:checked w14:val="0"/>
+            <w14:checkedState w14:val="2612" w14:font="MS Gothic"/>
+            <w14:uncheckedState w14:val="2610" w14:font="MS Gothic"/>
+          </w14:checkbox>
+        </w:sdtPr>
+        <w:sdtContent>
+          <w:r>
+            <w:rPr>
+              <w:rFonts w:ascii="MS Gothic" w:eastAsia="MS Gothic" w:hAnsi="MS Gothic" w:cs="MS Gothic"/>
+            </w:rPr>
+            <w:t>☐</w:t>
+          </w:r>
+        </w:sdtContent>
+      </w:sdt>
       <w:r>
         <w:t xml:space="preserve">  US-3   </w:t>
       </w:r>
@@ -296,12 +572,24 @@
       </w:r>
     </w:p>
     <w:p>
-      <w:r>
-        <w:rPr>
-          <w:rFonts w:ascii="Wingdings" w:hAnsi="Wingdings" w:cs="Wingdings"/>
-        </w:rPr>
-        <w:t>o</w:t>
-      </w:r>
+      <w:sdt>
+        <w:sdtPr>
+          <w:id w:val="900024"/>
+          <w14:checkbox>
+            <w14:checked w14:val="0"/>
+            <w14:checkedState w14:val="2612" w14:font="MS Gothic"/>
+            <w14:uncheckedState w14:val="2610" w14:font="MS Gothic"/>
+          </w14:checkbox>
+        </w:sdtPr>
+        <w:sdtContent>
+          <w:r>
+            <w:rPr>
+              <w:rFonts w:ascii="MS Gothic" w:eastAsia="MS Gothic" w:hAnsi="MS Gothic" w:cs="MS Gothic"/>
+            </w:rPr>
+            <w:t>☐</w:t>
+          </w:r>
+        </w:sdtContent>
+      </w:sdt>
       <w:r>
         <w:t xml:space="preserve">  The attached syllabus carries the catalog course description, and the GEOC learning outcomes for every area named above</w:t>
       </w:r>

--- a/committee/ccc/papers/geoc-alignment-form-proposed.docx
+++ b/committee/ccc/papers/geoc-alignment-form-proposed.docx
@@ -1284,40 +1284,6 @@
           <w:p>
             <w:r>
               <w:t xml:space="preserve">Total assigned words, and the assignments that reach it</w:t>
-            </w:r>
-          </w:p>
-        </w:tc>
-        <w:tc>
-          <w:tcPr>
-            <w:tcW w:w="6120" w:type="dxa"/>
-            <w:tcBorders>
-              <w:top w:val="single" w:sz="4" w:space="0" w:color="000000"/>
-              <w:left w:val="single" w:sz="4" w:space="0" w:color="000000"/>
-              <w:bottom w:val="single" w:sz="4" w:space="0" w:color="000000"/>
-              <w:right w:val="single" w:sz="4" w:space="0" w:color="000000"/>
-            </w:tcBorders>
-          </w:tcPr>
-          <w:p/>
-        </w:tc>
-      </w:tr>
-      <w:tr>
-        <w:trPr>
-          <w:cantSplit/>
-          <w:trHeight w:val="250"/>
-        </w:trPr>
-        <w:tc>
-          <w:tcPr>
-            <w:tcW w:w="3330" w:type="dxa"/>
-            <w:tcBorders>
-              <w:top w:val="single" w:sz="4" w:space="0" w:color="000000"/>
-              <w:left w:val="single" w:sz="4" w:space="0" w:color="000000"/>
-              <w:bottom w:val="single" w:sz="4" w:space="0" w:color="000000"/>
-              <w:right w:val="single" w:sz="4" w:space="0" w:color="000000"/>
-            </w:tcBorders>
-          </w:tcPr>
-          <w:p>
-            <w:r>
-              <w:t xml:space="preserve">Enrollment cap</w:t>
             </w:r>
           </w:p>
         </w:tc>

--- a/committee/ccc/papers/geoc-alignment-form-proposed.docx
+++ b/committee/ccc/papers/geoc-alignment-form-proposed.docx
@@ -1150,7 +1150,7 @@
                 <w:sz w:val="21"/>
                 <w:szCs w:val="21"/>
               </w:rPr>
-              <w:t xml:space="preserve">Course characteristics</w:t>
+              <w:t xml:space="preserve">Course characteristics and delivery</w:t>
             </w:r>
           </w:p>
         </w:tc>
@@ -1188,7 +1188,14 @@
           </w:tcPr>
           <w:p>
             <w:r>
-              <w:t xml:space="preserve">Complete only the characteristics that apply to the areas named above. Give the assignment and where it sits on the syllabus. Write n/a for the rest.</w:t>
+              <w:t xml:space="preserve">Paste each course characteristic for the areas named above, taken from the current GE Framework. You may give a shortened description. Then give the assignment and where it sits on the syllabus. </w:t>
+            </w:r>
+            <w:r>
+              <w:rPr>
+                <w:i/>
+                <w:iCs/>
+              </w:rPr>
+              <w:t xml:space="preserve">(Add rows as needed.)</w:t>
             </w:r>
           </w:p>
         </w:tc>
@@ -1261,7 +1268,7 @@
                 <w:b/>
                 <w:bCs/>
               </w:rPr>
-              <w:t xml:space="preserve">Where the syllabus meets it</w:t>
+              <w:t xml:space="preserve">Assignment, and where it sits on the syllabus</w:t>
             </w:r>
           </w:p>
         </w:tc>
@@ -1269,7 +1276,7 @@
       <w:tr>
         <w:trPr>
           <w:cantSplit/>
-          <w:trHeight w:val="250"/>
+          <w:trHeight w:val="380"/>
         </w:trPr>
         <w:tc>
           <w:tcPr>
@@ -1281,11 +1288,7 @@
               <w:right w:val="single" w:sz="4" w:space="0" w:color="000000"/>
             </w:tcBorders>
           </w:tcPr>
-          <w:p>
-            <w:r>
-              <w:t xml:space="preserve">Total assigned words, and the assignments that reach it</w:t>
-            </w:r>
-          </w:p>
+          <w:p/>
         </w:tc>
         <w:tc>
           <w:tcPr>
@@ -1303,7 +1306,7 @@
       <w:tr>
         <w:trPr>
           <w:cantSplit/>
-          <w:trHeight w:val="250"/>
+          <w:trHeight w:val="380"/>
         </w:trPr>
         <w:tc>
           <w:tcPr>
@@ -1315,11 +1318,7 @@
               <w:right w:val="single" w:sz="4" w:space="0" w:color="000000"/>
             </w:tcBorders>
           </w:tcPr>
-          <w:p>
-            <w:r>
-              <w:t xml:space="preserve">Collaboration or teamwork</w:t>
-            </w:r>
-          </w:p>
+          <w:p/>
         </w:tc>
         <w:tc>
           <w:tcPr>
@@ -1337,7 +1336,7 @@
       <w:tr>
         <w:trPr>
           <w:cantSplit/>
-          <w:trHeight w:val="250"/>
+          <w:trHeight w:val="380"/>
         </w:trPr>
         <w:tc>
           <w:tcPr>
@@ -1349,11 +1348,7 @@
               <w:right w:val="single" w:sz="4" w:space="0" w:color="000000"/>
             </w:tcBorders>
           </w:tcPr>
-          <w:p>
-            <w:r>
-              <w:t xml:space="preserve">Points where the instructor returns critical feedback</w:t>
-            </w:r>
-          </w:p>
+          <w:p/>
         </w:tc>
         <w:tc>
           <w:tcPr>
@@ -1371,7 +1366,7 @@
       <w:tr>
         <w:trPr>
           <w:cantSplit/>
-          <w:trHeight w:val="250"/>
+          <w:trHeight w:val="380"/>
         </w:trPr>
         <w:tc>
           <w:tcPr>
@@ -1383,11 +1378,7 @@
               <w:right w:val="single" w:sz="4" w:space="0" w:color="000000"/>
             </w:tcBorders>
           </w:tcPr>
-          <w:p>
-            <w:r>
-              <w:t xml:space="preserve">Oral communication</w:t>
-            </w:r>
-          </w:p>
+          <w:p/>
         </w:tc>
         <w:tc>
           <w:tcPr>
@@ -1405,7 +1396,7 @@
       <w:tr>
         <w:trPr>
           <w:cantSplit/>
-          <w:trHeight w:val="250"/>
+          <w:trHeight w:val="380"/>
         </w:trPr>
         <w:tc>
           <w:tcPr>
@@ -1417,45 +1408,7 @@
               <w:right w:val="single" w:sz="4" w:space="0" w:color="000000"/>
             </w:tcBorders>
           </w:tcPr>
-          <w:p>
-            <w:r>
-              <w:t xml:space="preserve">Information literacy</w:t>
-            </w:r>
-          </w:p>
-        </w:tc>
-        <w:tc>
-          <w:tcPr>
-            <w:tcW w:w="6120" w:type="dxa"/>
-            <w:tcBorders>
-              <w:top w:val="single" w:sz="4" w:space="0" w:color="000000"/>
-              <w:left w:val="single" w:sz="4" w:space="0" w:color="000000"/>
-              <w:bottom w:val="single" w:sz="4" w:space="0" w:color="000000"/>
-              <w:right w:val="single" w:sz="4" w:space="0" w:color="000000"/>
-            </w:tcBorders>
-          </w:tcPr>
           <w:p/>
-        </w:tc>
-      </w:tr>
-      <w:tr>
-        <w:trPr>
-          <w:cantSplit/>
-          <w:trHeight w:val="250"/>
-        </w:trPr>
-        <w:tc>
-          <w:tcPr>
-            <w:tcW w:w="3330" w:type="dxa"/>
-            <w:tcBorders>
-              <w:top w:val="single" w:sz="4" w:space="0" w:color="000000"/>
-              <w:left w:val="single" w:sz="4" w:space="0" w:color="000000"/>
-              <w:bottom w:val="single" w:sz="4" w:space="0" w:color="000000"/>
-              <w:right w:val="single" w:sz="4" w:space="0" w:color="000000"/>
-            </w:tcBorders>
-          </w:tcPr>
-          <w:p>
-            <w:r>
-              <w:t xml:space="preserve">Any other characteristic required for this area</w:t>
-            </w:r>
-          </w:p>
         </w:tc>
         <w:tc>
           <w:tcPr>

--- a/committee/ccc/papers/geoc-alignment-form-proposed.docx
+++ b/committee/ccc/papers/geoc-alignment-form-proposed.docx
@@ -537,6 +537,53 @@
     </w:p>
     <w:p>
       <w:r>
+        <w:t xml:space="preserve">Writing   </w:t>
+      </w:r>
+      <w:sdt>
+        <w:sdtPr>
+          <w:id w:val="900024"/>
+          <w14:checkbox>
+            <w14:checked w14:val="0"/>
+            <w14:checkedState w14:val="2612" w14:font="MS Gothic"/>
+            <w14:uncheckedState w14:val="2610" w14:font="MS Gothic"/>
+          </w14:checkbox>
+        </w:sdtPr>
+        <w:sdtContent>
+          <w:r>
+            <w:rPr>
+              <w:rFonts w:ascii="MS Gothic" w:eastAsia="MS Gothic" w:hAnsi="MS Gothic" w:cs="MS Gothic"/>
+            </w:rPr>
+            <w:t>☐</w:t>
+          </w:r>
+        </w:sdtContent>
+      </w:sdt>
+      <w:r>
+        <w:t xml:space="preserve">  Second Composition   </w:t>
+      </w:r>
+      <w:sdt>
+        <w:sdtPr>
+          <w:id w:val="900025"/>
+          <w14:checkbox>
+            <w14:checked w14:val="0"/>
+            <w14:checkedState w14:val="2612" w14:font="MS Gothic"/>
+            <w14:uncheckedState w14:val="2610" w14:font="MS Gothic"/>
+          </w14:checkbox>
+        </w:sdtPr>
+        <w:sdtContent>
+          <w:r>
+            <w:rPr>
+              <w:rFonts w:ascii="MS Gothic" w:eastAsia="MS Gothic" w:hAnsi="MS Gothic" w:cs="MS Gothic"/>
+            </w:rPr>
+            <w:t>☐</w:t>
+          </w:r>
+        </w:sdtContent>
+      </w:sdt>
+      <w:r>
+        <w:t xml:space="preserve">  W (University Writing Requirement)   </w:t>
+      </w:r>
+    </w:p>
+    <w:p>
+      <w:r>
         <w:rPr>
           <w:i/>
           <w:iCs/>
@@ -574,7 +621,7 @@
     <w:p>
       <w:sdt>
         <w:sdtPr>
-          <w:id w:val="900024"/>
+          <w:id w:val="900026"/>
           <w14:checkbox>
             <w14:checked w14:val="0"/>
             <w14:checkedState w14:val="2612" w14:font="MS Gothic"/>
@@ -1188,7 +1235,7 @@
           </w:tcPr>
           <w:p>
             <w:r>
-              <w:t xml:space="preserve">Paste each course characteristic for the areas named above, taken from the current GE Framework. You may give a shortened description. Then give the assignment and where it sits on the syllabus. </w:t>
+              <w:t xml:space="preserve">Paste each course characteristic for the areas named above, taken from the current GE Framework. You may give a shortened description. Then give the assignment, or the arrangement, and where it sits on the syllabus. Where an area carries no course characteristics, write none. </w:t>
             </w:r>
             <w:r>
               <w:rPr>
@@ -1268,39 +1315,9 @@
                 <w:b/>
                 <w:bCs/>
               </w:rPr>
-              <w:t xml:space="preserve">Assignment, and where it sits on the syllabus</w:t>
+              <w:t xml:space="preserve">How and where the syllabus meets it</w:t>
             </w:r>
           </w:p>
-        </w:tc>
-      </w:tr>
-      <w:tr>
-        <w:trPr>
-          <w:cantSplit/>
-          <w:trHeight w:val="380"/>
-        </w:trPr>
-        <w:tc>
-          <w:tcPr>
-            <w:tcW w:w="3330" w:type="dxa"/>
-            <w:tcBorders>
-              <w:top w:val="single" w:sz="4" w:space="0" w:color="000000"/>
-              <w:left w:val="single" w:sz="4" w:space="0" w:color="000000"/>
-              <w:bottom w:val="single" w:sz="4" w:space="0" w:color="000000"/>
-              <w:right w:val="single" w:sz="4" w:space="0" w:color="000000"/>
-            </w:tcBorders>
-          </w:tcPr>
-          <w:p/>
-        </w:tc>
-        <w:tc>
-          <w:tcPr>
-            <w:tcW w:w="6120" w:type="dxa"/>
-            <w:tcBorders>
-              <w:top w:val="single" w:sz="4" w:space="0" w:color="000000"/>
-              <w:left w:val="single" w:sz="4" w:space="0" w:color="000000"/>
-              <w:bottom w:val="single" w:sz="4" w:space="0" w:color="000000"/>
-              <w:right w:val="single" w:sz="4" w:space="0" w:color="000000"/>
-            </w:tcBorders>
-          </w:tcPr>
-          <w:p/>
         </w:tc>
       </w:tr>
       <w:tr>

--- a/committee/ccc/papers/geoc-alignment-form-proposed.docx
+++ b/committee/ccc/papers/geoc-alignment-form-proposed.docx
@@ -398,7 +398,7 @@
         </w:sdtContent>
       </w:sdt>
       <w:r>
-        <w:t xml:space="preserve">  UD-5   </w:t>
+        <w:t xml:space="preserve">  UD 5   </w:t>
       </w:r>
     </w:p>
     <w:p>
@@ -739,7 +739,7 @@
           </w:tcPr>
           <w:p>
             <w:r>
-              <w:t xml:space="preserve">One row for each GEOC learning outcome in the areas named above, overlays included, copied in full from the current GE Framework. For Area 6, give the outcomes the course is certified for. Then give the weeks in which the outcome is taught, what students do in those weeks, and the assignment in which they demonstrate it. One or two sentences to a cell. </w:t>
+              <w:t xml:space="preserve">One row for each GEOC learning outcome in the areas named above, overlays included, copied in full from the current GE Framework. For Area 6, give the three outcomes the course meets. Then give the weeks in which the outcome is taught, what students do in those weeks, and the assignment in which they demonstrate it. One or two sentences to a cell. </w:t>
             </w:r>
             <w:r>
               <w:rPr>
@@ -747,6 +747,17 @@
                 <w:iCs/>
               </w:rPr>
               <w:t xml:space="preserve">(Add rows as needed.)</w:t>
+            </w:r>
+          </w:p>
+          <w:p>
+            <w:r>
+              <w:rPr>
+                <w:i/>
+                <w:iCs/>
+                <w:sz w:val="14"/>
+                <w:szCs w:val="14"/>
+              </w:rPr>
+              <w:t xml:space="preserve">An Area 6 course meets three of the five Area 6 learning outcomes, and the three it meets are published on the course syllabus.</w:t>
             </w:r>
           </w:p>
         </w:tc>

--- a/committee/ccc/papers/geoc-alignment-form-proposed.docx
+++ b/committee/ccc/papers/geoc-alignment-form-proposed.docx
@@ -94,7 +94,7 @@
     </w:p>
     <w:p>
       <w:r>
-        <w:t xml:space="preserve">GE/Overlay/Code Area for this course, as approved in Curriculog under Current Breadth Area(s) Approved:</w:t>
+        <w:t xml:space="preserve">GE/Overlay/Code area or areas this proposal is for:</w:t>
       </w:r>
     </w:p>
     <w:p>
@@ -588,16 +588,16 @@
           <w:i/>
           <w:iCs/>
         </w:rPr>
-        <w:t xml:space="preserve">Areas were relabeled for Fall 2025. The </w:t>
-      </w:r>
-      <w:hyperlink r:id="rId20" w:history="1">
+        <w:t xml:space="preserve">Current list of GE areas can be found in the </w:t>
+      </w:r>
+      <w:hyperlink r:id="rId5" w:history="1">
         <w:r>
           <w:rPr>
             <w:rStyle w:val="Hyperlink"/>
             <w:i/>
             <w:iCs/>
           </w:rPr>
-          <w:t>GE Guide</w:t>
+          <w:t>GE Framework document</w:t>
         </w:r>
       </w:hyperlink>
       <w:r>
@@ -605,12 +605,7 @@
           <w:i/>
           <w:iCs/>
         </w:rPr>
-        <w:t xml:space="preserve"> lists the current labels alongside the former ones.</w:t>
-      </w:r>
-    </w:p>
-    <w:p>
-      <w:r>
-        <w:t xml:space="preserve">Delivery methods on the attached syllabus ____________________________________</w:t>
+        <w:t xml:space="preserve">.</w:t>
       </w:r>
     </w:p>
     <w:p>
@@ -720,6 +715,7 @@
           </w:tcPr>
           <w:p>
             <w:pPr>
+              <w:keepNext/>
               <w:rPr>
                 <w:sz w:val="8"/>
                 <w:szCs w:val="8"/>
@@ -738,6 +734,9 @@
             <w:gridSpan w:val="4"/>
           </w:tcPr>
           <w:p>
+            <w:pPr>
+              <w:keepNext/>
+            </w:pPr>
             <w:r>
               <w:t xml:space="preserve">One row for each GEOC learning outcome in the areas named above, overlays included, copied in full from the current GE Framework. For Area 6, give the three outcomes the course meets. Then give the weeks in which the outcome is taught, what students do in those weeks, and the assignment in which they demonstrate it. One or two sentences to a cell. </w:t>
             </w:r>
@@ -746,10 +745,13 @@
                 <w:i/>
                 <w:iCs/>
               </w:rPr>
-              <w:t xml:space="preserve">(Add rows as needed.)</w:t>
+              <w:t xml:space="preserve">(Add rows as needed: click in the last cell of the table and press Tab.)</w:t>
             </w:r>
           </w:p>
           <w:p>
+            <w:pPr>
+              <w:keepNext/>
+            </w:pPr>
             <w:r>
               <w:rPr>
                 <w:i/>
@@ -776,6 +778,7 @@
           </w:tcPr>
           <w:p>
             <w:pPr>
+              <w:keepNext/>
               <w:rPr>
                 <w:sz w:val="8"/>
                 <w:szCs w:val="8"/>
@@ -953,7 +956,7 @@
       <w:tr>
         <w:trPr>
           <w:cantSplit/>
-          <w:trHeight w:val="420"/>
+          <w:trHeight w:val="360"/>
         </w:trPr>
         <w:tc>
           <w:tcPr>
@@ -1007,7 +1010,7 @@
       <w:tr>
         <w:trPr>
           <w:cantSplit/>
-          <w:trHeight w:val="420"/>
+          <w:trHeight w:val="360"/>
         </w:trPr>
         <w:tc>
           <w:tcPr>
@@ -1061,7 +1064,7 @@
       <w:tr>
         <w:trPr>
           <w:cantSplit/>
-          <w:trHeight w:val="420"/>
+          <w:trHeight w:val="360"/>
         </w:trPr>
         <w:tc>
           <w:tcPr>
@@ -1115,7 +1118,7 @@
       <w:tr>
         <w:trPr>
           <w:cantSplit/>
-          <w:trHeight w:val="420"/>
+          <w:trHeight w:val="360"/>
         </w:trPr>
         <w:tc>
           <w:tcPr>
@@ -1208,7 +1211,7 @@
                 <w:sz w:val="21"/>
                 <w:szCs w:val="21"/>
               </w:rPr>
-              <w:t xml:space="preserve">Course characteristics and delivery</w:t>
+              <w:t xml:space="preserve">Course characteristics</w:t>
             </w:r>
           </w:p>
         </w:tc>
@@ -1227,6 +1230,7 @@
           </w:tcPr>
           <w:p>
             <w:pPr>
+              <w:keepNext/>
               <w:rPr>
                 <w:sz w:val="8"/>
                 <w:szCs w:val="8"/>
@@ -1245,6 +1249,9 @@
             <w:gridSpan w:val="2"/>
           </w:tcPr>
           <w:p>
+            <w:pPr>
+              <w:keepNext/>
+            </w:pPr>
             <w:r>
               <w:t xml:space="preserve">Paste each course characteristic for the areas named above, taken from the current GE Framework. You may give a shortened description. Then give the assignment, or the arrangement, and where it sits on the syllabus. Where an area carries no course characteristics, write none. </w:t>
             </w:r>
@@ -1253,7 +1260,7 @@
                 <w:i/>
                 <w:iCs/>
               </w:rPr>
-              <w:t xml:space="preserve">(Add rows as needed.)</w:t>
+              <w:t xml:space="preserve">(Add rows as needed: click in the last cell of the table and press Tab.)</w:t>
             </w:r>
           </w:p>
         </w:tc>
@@ -1272,6 +1279,7 @@
           </w:tcPr>
           <w:p>
             <w:pPr>
+              <w:keepNext/>
               <w:rPr>
                 <w:sz w:val="8"/>
                 <w:szCs w:val="8"/>
@@ -1334,7 +1342,7 @@
       <w:tr>
         <w:trPr>
           <w:cantSplit/>
-          <w:trHeight w:val="380"/>
+          <w:trHeight w:val="400"/>
         </w:trPr>
         <w:tc>
           <w:tcPr>
@@ -1364,7 +1372,7 @@
       <w:tr>
         <w:trPr>
           <w:cantSplit/>
-          <w:trHeight w:val="380"/>
+          <w:trHeight w:val="400"/>
         </w:trPr>
         <w:tc>
           <w:tcPr>
@@ -1394,7 +1402,7 @@
       <w:tr>
         <w:trPr>
           <w:cantSplit/>
-          <w:trHeight w:val="380"/>
+          <w:trHeight w:val="400"/>
         </w:trPr>
         <w:tc>
           <w:tcPr>
@@ -1419,36 +1427,117 @@
             </w:tcBorders>
           </w:tcPr>
           <w:p/>
+        </w:tc>
+      </w:tr>
+    </w:tbl>
+    <w:p/>
+    <w:tbl>
+      <w:tblPr>
+        <w:tblW w:w="9450" w:type="dxa"/>
+        <w:tblLayout w:type="fixed"/>
+        <w:tblLook w:val="0600" w:firstRow="0" w:lastRow="0" w:firstColumn="0" w:lastColumn="0" w:noHBand="1" w:noVBand="1"/>
+      </w:tblPr>
+      <w:tblGrid>
+        <w:gridCol w:w="9450"/>
+      </w:tblGrid>
+      <w:tr>
+        <w:trPr>
+          <w:trHeight w:val="180"/>
+        </w:trPr>
+        <w:tc>
+          <w:tcPr>
+            <w:tcW w:w="9450" w:type="dxa"/>
+            <w:gridSpan w:val="1"/>
+            <w:tcBorders>
+              <w:bottom w:val="single" w:sz="12" w:space="0" w:color="000000"/>
+            </w:tcBorders>
+          </w:tcPr>
+          <w:p>
+            <w:pPr>
+              <w:pStyle w:val="Title"/>
+              <w:keepNext/>
+              <w:numPr>
+                <w:ilvl w:val="0"/>
+                <w:numId w:val="1"/>
+              </w:numPr>
+              <w:rPr>
+                <w:sz w:val="21"/>
+                <w:szCs w:val="21"/>
+              </w:rPr>
+            </w:pPr>
+            <w:r>
+              <w:rPr>
+                <w:sz w:val="21"/>
+                <w:szCs w:val="21"/>
+              </w:rPr>
+              <w:t xml:space="preserve">Delivery methods</w:t>
+            </w:r>
+          </w:p>
         </w:tc>
       </w:tr>
       <w:tr>
         <w:trPr>
-          <w:cantSplit/>
-          <w:trHeight w:val="380"/>
+          <w:trHeight w:val="48"/>
         </w:trPr>
         <w:tc>
           <w:tcPr>
-            <w:tcW w:w="3330" w:type="dxa"/>
-            <w:tcBorders>
-              <w:top w:val="single" w:sz="4" w:space="0" w:color="000000"/>
-              <w:left w:val="single" w:sz="4" w:space="0" w:color="000000"/>
-              <w:bottom w:val="single" w:sz="4" w:space="0" w:color="000000"/>
-              <w:right w:val="single" w:sz="4" w:space="0" w:color="000000"/>
-            </w:tcBorders>
-          </w:tcPr>
-          <w:p/>
-        </w:tc>
-        <w:tc>
-          <w:tcPr>
-            <w:tcW w:w="6120" w:type="dxa"/>
-            <w:tcBorders>
-              <w:top w:val="single" w:sz="4" w:space="0" w:color="000000"/>
-              <w:left w:val="single" w:sz="4" w:space="0" w:color="000000"/>
-              <w:bottom w:val="single" w:sz="4" w:space="0" w:color="000000"/>
-              <w:right w:val="single" w:sz="4" w:space="0" w:color="000000"/>
-            </w:tcBorders>
-          </w:tcPr>
-          <w:p/>
+            <w:tcW w:w="9450" w:type="dxa"/>
+            <w:gridSpan w:val="1"/>
+            <w:tcBorders>
+              <w:top w:val="single" w:sz="12" w:space="0" w:color="000000"/>
+            </w:tcBorders>
+          </w:tcPr>
+          <w:p>
+            <w:pPr>
+              <w:keepNext/>
+              <w:rPr>
+                <w:sz w:val="8"/>
+                <w:szCs w:val="8"/>
+              </w:rPr>
+            </w:pPr>
+          </w:p>
+        </w:tc>
+      </w:tr>
+      <w:tr>
+        <w:trPr>
+          <w:trHeight w:val="432"/>
+        </w:trPr>
+        <w:tc>
+          <w:tcPr>
+            <w:tcW w:w="9450" w:type="dxa"/>
+            <w:gridSpan w:val="1"/>
+          </w:tcPr>
+          <w:p>
+            <w:pPr>
+              <w:keepNext/>
+            </w:pPr>
+            <w:r>
+              <w:t xml:space="preserve">If one syllabus covers more than one delivery method, note what differs between them, in particular oral communication, collaboration, and the points where students receive critical feedback.</w:t>
+            </w:r>
+          </w:p>
+        </w:tc>
+      </w:tr>
+      <w:tr>
+        <w:trPr>
+          <w:trHeight w:val="80"/>
+        </w:trPr>
+        <w:tc>
+          <w:tcPr>
+            <w:tcW w:w="9450" w:type="dxa"/>
+            <w:gridSpan w:val="1"/>
+            <w:tcBorders>
+              <w:bottom w:val="single" w:sz="4" w:space="0" w:color="000000"/>
+            </w:tcBorders>
+          </w:tcPr>
+          <w:p>
+            <w:pPr>
+              <w:keepNext/>
+              <w:rPr>
+                <w:sz w:val="8"/>
+                <w:szCs w:val="8"/>
+              </w:rPr>
+            </w:pPr>
+          </w:p>
         </w:tc>
       </w:tr>
       <w:tr>
@@ -1458,23 +1547,7 @@
         </w:trPr>
         <w:tc>
           <w:tcPr>
-            <w:tcW w:w="3330" w:type="dxa"/>
-            <w:tcBorders>
-              <w:top w:val="single" w:sz="4" w:space="0" w:color="000000"/>
-              <w:left w:val="single" w:sz="4" w:space="0" w:color="000000"/>
-              <w:bottom w:val="single" w:sz="4" w:space="0" w:color="000000"/>
-              <w:right w:val="single" w:sz="4" w:space="0" w:color="000000"/>
-            </w:tcBorders>
-          </w:tcPr>
-          <w:p>
-            <w:r>
-              <w:t xml:space="preserve">Differences between delivery methods, if the syllabus covers more than one</w:t>
-            </w:r>
-          </w:p>
-        </w:tc>
-        <w:tc>
-          <w:tcPr>
-            <w:tcW w:w="6120" w:type="dxa"/>
+            <w:tcW w:w="9450" w:type="dxa"/>
             <w:tcBorders>
               <w:top w:val="single" w:sz="4" w:space="0" w:color="000000"/>
               <w:left w:val="single" w:sz="4" w:space="0" w:color="000000"/>

--- a/committee/ccc/papers/geoc-alignment-form-proposed.docx
+++ b/committee/ccc/papers/geoc-alignment-form-proposed.docx
@@ -15,7 +15,21 @@
         <w:rPr>
           <w:color w:val="EE0000"/>
         </w:rPr>
-        <w:t xml:space="preserve">This document is required for all GEOC course recertifications/revisions/new courses.  Please attach to Curriculog. GEOC will not be able to review the course if the document is not attached.</w:t>
+        <w:t xml:space="preserve">This document is required for all GEOC course recertifications/revisions/new courses.  Please attach to Curriculog. GEOC will not be able to review the course if the document is not attached. See </w:t>
+      </w:r>
+      <w:hyperlink r:id="rId6" w:history="1">
+        <w:r>
+          <w:rPr>
+            <w:rStyle w:val="Hyperlink"/>
+          </w:rPr>
+          <w:t>GEOC for Faculty</w:t>
+        </w:r>
+      </w:hyperlink>
+      <w:r>
+        <w:rPr>
+          <w:color w:val="EE0000"/>
+        </w:rPr>
+        <w:t xml:space="preserve"> for the review process and deadlines.</w:t>
       </w:r>
     </w:p>
     <w:p/>
@@ -590,7 +604,7 @@
         </w:rPr>
         <w:t xml:space="preserve">Current list of GE areas can be found in the </w:t>
       </w:r>
-      <w:hyperlink r:id="rId5" w:history="1">
+      <w:hyperlink r:id="rId21" w:history="1">
         <w:r>
           <w:rPr>
             <w:rStyle w:val="Hyperlink"/>
@@ -641,7 +655,7 @@
       <w:r>
         <w:t xml:space="preserve">Please copy and paste the GE/Overlay/Code (if applicable) Learning Outcomes for your course into the first table, taken from the </w:t>
       </w:r>
-      <w:hyperlink r:id="rId5" w:history="1">
+      <w:hyperlink r:id="rId21" w:history="1">
         <w:r>
           <w:rPr>
             <w:rStyle w:val="Hyperlink"/>
@@ -1253,7 +1267,18 @@
               <w:keepNext/>
             </w:pPr>
             <w:r>
-              <w:t xml:space="preserve">Paste each course characteristic for the areas named above, taken from the current GE Framework. You may give a shortened description. Then give the assignment, or the arrangement, and where it sits on the syllabus. Where an area carries no course characteristics, write none. </w:t>
+              <w:t xml:space="preserve">Paste each course characteristic for the areas named above, taken from the current </w:t>
+            </w:r>
+            <w:hyperlink r:id="rId21" w:history="1">
+              <w:r>
+                <w:rPr>
+                  <w:rStyle w:val="Hyperlink"/>
+                </w:rPr>
+                <w:t>GE Framework</w:t>
+              </w:r>
+            </w:hyperlink>
+            <w:r>
+              <w:t xml:space="preserve">. You may give a shortened description. Then give the assignment, or the arrangement, and where it sits on the syllabus. Where an area carries no course characteristics, write none. </w:t>
             </w:r>
             <w:r>
               <w:rPr>

--- a/committee/ccc/papers/geoc-alignment-form-proposed.docx
+++ b/committee/ccc/papers/geoc-alignment-form-proposed.docx
@@ -647,7 +647,39 @@
         </w:sdtContent>
       </w:sdt>
       <w:r>
-        <w:t xml:space="preserve">  The attached syllabus carries the catalog course description, and the GEOC learning outcomes for every area named above</w:t>
+        <w:t xml:space="preserve">  The attached syllabus carries the catalog course description, the course learning outcomes together with the GEOC learning outcomes for every area named above, a course outline with due dates for key assignments, and the word count for every written assignment.</w:t>
+      </w:r>
+    </w:p>
+    <w:p>
+      <w:r>
+        <w:rPr>
+          <w:i/>
+          <w:iCs/>
+          <w:sz w:val="14"/>
+          <w:szCs w:val="14"/>
+        </w:rPr>
+        <w:t xml:space="preserve">Required by the </w:t>
+      </w:r>
+      <w:hyperlink r:id="rId22" w:history="1">
+        <w:r>
+          <w:rPr>
+            <w:rStyle w:val="Hyperlink"/>
+            <w:i/>
+            <w:iCs/>
+            <w:sz w:val="14"/>
+            <w:szCs w:val="14"/>
+          </w:rPr>
+          <w:t>syllabus policy, 25-26 CIC 1</w:t>
+        </w:r>
+      </w:hyperlink>
+      <w:r>
+        <w:rPr>
+          <w:i/>
+          <w:iCs/>
+          <w:sz w:val="14"/>
+          <w:szCs w:val="14"/>
+        </w:rPr>
+        <w:t xml:space="preserve">. Word counts are a GEOC requirement.</w:t>
       </w:r>
     </w:p>
     <w:p/>
@@ -970,7 +1002,7 @@
       <w:tr>
         <w:trPr>
           <w:cantSplit/>
-          <w:trHeight w:val="360"/>
+          <w:trHeight w:val="380"/>
         </w:trPr>
         <w:tc>
           <w:tcPr>
@@ -1024,7 +1056,7 @@
       <w:tr>
         <w:trPr>
           <w:cantSplit/>
-          <w:trHeight w:val="360"/>
+          <w:trHeight w:val="380"/>
         </w:trPr>
         <w:tc>
           <w:tcPr>
@@ -1078,61 +1110,7 @@
       <w:tr>
         <w:trPr>
           <w:cantSplit/>
-          <w:trHeight w:val="360"/>
-        </w:trPr>
-        <w:tc>
-          <w:tcPr>
-            <w:tcW w:w="2340" w:type="dxa"/>
-            <w:tcBorders>
-              <w:top w:val="single" w:sz="4" w:space="0" w:color="000000"/>
-              <w:left w:val="single" w:sz="4" w:space="0" w:color="000000"/>
-              <w:bottom w:val="single" w:sz="4" w:space="0" w:color="000000"/>
-              <w:right w:val="single" w:sz="4" w:space="0" w:color="000000"/>
-            </w:tcBorders>
-          </w:tcPr>
-          <w:p/>
-        </w:tc>
-        <w:tc>
-          <w:tcPr>
-            <w:tcW w:w="990" w:type="dxa"/>
-            <w:tcBorders>
-              <w:top w:val="single" w:sz="4" w:space="0" w:color="000000"/>
-              <w:left w:val="single" w:sz="4" w:space="0" w:color="000000"/>
-              <w:bottom w:val="single" w:sz="4" w:space="0" w:color="000000"/>
-              <w:right w:val="single" w:sz="4" w:space="0" w:color="000000"/>
-            </w:tcBorders>
-          </w:tcPr>
-          <w:p/>
-        </w:tc>
-        <w:tc>
-          <w:tcPr>
-            <w:tcW w:w="2790" w:type="dxa"/>
-            <w:tcBorders>
-              <w:top w:val="single" w:sz="4" w:space="0" w:color="000000"/>
-              <w:left w:val="single" w:sz="4" w:space="0" w:color="000000"/>
-              <w:bottom w:val="single" w:sz="4" w:space="0" w:color="000000"/>
-              <w:right w:val="single" w:sz="4" w:space="0" w:color="000000"/>
-            </w:tcBorders>
-          </w:tcPr>
-          <w:p/>
-        </w:tc>
-        <w:tc>
-          <w:tcPr>
-            <w:tcW w:w="3330" w:type="dxa"/>
-            <w:tcBorders>
-              <w:top w:val="single" w:sz="4" w:space="0" w:color="000000"/>
-              <w:left w:val="single" w:sz="4" w:space="0" w:color="000000"/>
-              <w:bottom w:val="single" w:sz="4" w:space="0" w:color="000000"/>
-              <w:right w:val="single" w:sz="4" w:space="0" w:color="000000"/>
-            </w:tcBorders>
-          </w:tcPr>
-          <w:p/>
-        </w:tc>
-      </w:tr>
-      <w:tr>
-        <w:trPr>
-          <w:cantSplit/>
-          <w:trHeight w:val="360"/>
+          <w:trHeight w:val="380"/>
         </w:trPr>
         <w:tc>
           <w:tcPr>
@@ -1367,7 +1345,7 @@
       <w:tr>
         <w:trPr>
           <w:cantSplit/>
-          <w:trHeight w:val="400"/>
+          <w:trHeight w:val="350"/>
         </w:trPr>
         <w:tc>
           <w:tcPr>
@@ -1397,7 +1375,7 @@
       <w:tr>
         <w:trPr>
           <w:cantSplit/>
-          <w:trHeight w:val="400"/>
+          <w:trHeight w:val="350"/>
         </w:trPr>
         <w:tc>
           <w:tcPr>
@@ -1427,7 +1405,7 @@
       <w:tr>
         <w:trPr>
           <w:cantSplit/>
-          <w:trHeight w:val="400"/>
+          <w:trHeight w:val="350"/>
         </w:trPr>
         <w:tc>
           <w:tcPr>
@@ -1568,7 +1546,7 @@
       <w:tr>
         <w:trPr>
           <w:cantSplit/>
-          <w:trHeight w:val="420"/>
+          <w:trHeight w:val="380"/>
         </w:trPr>
         <w:tc>
           <w:tcPr>

--- a/committee/ccc/papers/geoc-alignment-form-proposed.docx
+++ b/committee/ccc/papers/geoc-alignment-form-proposed.docx
@@ -647,7 +647,7 @@
         </w:sdtContent>
       </w:sdt>
       <w:r>
-        <w:t xml:space="preserve">  The attached syllabus carries the catalog course description, the course learning outcomes together with the GEOC learning outcomes for every area named above, a course outline with due dates for key assignments, and the word count for every written assignment.</w:t>
+        <w:t xml:space="preserve">  The attached syllabus carries the catalog course description, the course learning outcomes together with the GEOC learning outcomes for every area named above, a course outline with due dates for key assignments, and, where an area sets a writing requirement, the word count for the assignments that meet it.</w:t>
       </w:r>
     </w:p>
     <w:p>
@@ -679,7 +679,7 @@
           <w:sz w:val="14"/>
           <w:szCs w:val="14"/>
         </w:rPr>
-        <w:t xml:space="preserve">. Word counts are a GEOC requirement.</w:t>
+        <w:t xml:space="preserve">. GEOC requires the word counts.</w:t>
       </w:r>
     </w:p>
     <w:p/>

--- a/committee/ccc/papers/geoc-alignment-form-proposed.docx
+++ b/committee/ccc/papers/geoc-alignment-form-proposed.docx
@@ -101,16 +101,45 @@
         <w:t xml:space="preserve">  New course</w:t>
       </w:r>
     </w:p>
+    <w:p/>
     <w:p>
       <w:r>
         <w:t xml:space="preserve">Course Name and Number ____________________________________</w:t>
+      </w:r>
+    </w:p>
+    <w:p/>
+    <w:p>
+      <w:r>
+        <w:t xml:space="preserve">GE/Overlay/Code area or areas this proposal is for:</w:t>
       </w:r>
     </w:p>
     <w:p>
       <w:r>
-        <w:t xml:space="preserve">GE/Overlay/Code area or areas this proposal is for:</w:t>
+        <w:rPr>
+          <w:i/>
+          <w:iCs/>
+        </w:rPr>
+        <w:t xml:space="preserve">Current list of GE areas can be found in the </w:t>
+      </w:r>
+      <w:hyperlink r:id="rId21" w:history="1">
+        <w:r>
+          <w:rPr>
+            <w:rStyle w:val="Hyperlink"/>
+            <w:i/>
+            <w:iCs/>
+          </w:rPr>
+          <w:t>GE Framework document</w:t>
+        </w:r>
+      </w:hyperlink>
+      <w:r>
+        <w:rPr>
+          <w:i/>
+          <w:iCs/>
+        </w:rPr>
+        <w:t xml:space="preserve">.</w:t>
       </w:r>
     </w:p>
+    <w:p/>
     <w:p>
       <w:r>
         <w:t xml:space="preserve">Lower division   </w:t>
@@ -596,32 +625,7 @@
         <w:t xml:space="preserve">  W (University Writing Requirement)   </w:t>
       </w:r>
     </w:p>
-    <w:p>
-      <w:r>
-        <w:rPr>
-          <w:i/>
-          <w:iCs/>
-        </w:rPr>
-        <w:t xml:space="preserve">Current list of GE areas can be found in the </w:t>
-      </w:r>
-      <w:hyperlink r:id="rId21" w:history="1">
-        <w:r>
-          <w:rPr>
-            <w:rStyle w:val="Hyperlink"/>
-            <w:i/>
-            <w:iCs/>
-          </w:rPr>
-          <w:t>GE Framework document</w:t>
-        </w:r>
-      </w:hyperlink>
-      <w:r>
-        <w:rPr>
-          <w:i/>
-          <w:iCs/>
-        </w:rPr>
-        <w:t xml:space="preserve">.</w:t>
-      </w:r>
-    </w:p>
+    <w:p/>
     <w:p>
       <w:r>
         <w:t xml:space="preserve">Originator ____________________________________________</w:t>
@@ -794,20 +798,6 @@
               <w:t xml:space="preserve">(Add rows as needed: click in the last cell of the table and press Tab.)</w:t>
             </w:r>
           </w:p>
-          <w:p>
-            <w:pPr>
-              <w:keepNext/>
-            </w:pPr>
-            <w:r>
-              <w:rPr>
-                <w:i/>
-                <w:iCs/>
-                <w:sz w:val="14"/>
-                <w:szCs w:val="14"/>
-              </w:rPr>
-              <w:t xml:space="preserve">An Area 6 course meets three of the five Area 6 learning outcomes, and the three it meets are published on the course syllabus.</w:t>
-            </w:r>
-          </w:p>
         </w:tc>
       </w:tr>
       <w:tr>
@@ -1002,7 +992,7 @@
       <w:tr>
         <w:trPr>
           <w:cantSplit/>
-          <w:trHeight w:val="380"/>
+          <w:trHeight w:val="460"/>
         </w:trPr>
         <w:tc>
           <w:tcPr>
@@ -1056,7 +1046,7 @@
       <w:tr>
         <w:trPr>
           <w:cantSplit/>
-          <w:trHeight w:val="380"/>
+          <w:trHeight w:val="460"/>
         </w:trPr>
         <w:tc>
           <w:tcPr>
@@ -1110,7 +1100,61 @@
       <w:tr>
         <w:trPr>
           <w:cantSplit/>
-          <w:trHeight w:val="380"/>
+          <w:trHeight w:val="460"/>
+        </w:trPr>
+        <w:tc>
+          <w:tcPr>
+            <w:tcW w:w="2340" w:type="dxa"/>
+            <w:tcBorders>
+              <w:top w:val="single" w:sz="4" w:space="0" w:color="000000"/>
+              <w:left w:val="single" w:sz="4" w:space="0" w:color="000000"/>
+              <w:bottom w:val="single" w:sz="4" w:space="0" w:color="000000"/>
+              <w:right w:val="single" w:sz="4" w:space="0" w:color="000000"/>
+            </w:tcBorders>
+          </w:tcPr>
+          <w:p/>
+        </w:tc>
+        <w:tc>
+          <w:tcPr>
+            <w:tcW w:w="990" w:type="dxa"/>
+            <w:tcBorders>
+              <w:top w:val="single" w:sz="4" w:space="0" w:color="000000"/>
+              <w:left w:val="single" w:sz="4" w:space="0" w:color="000000"/>
+              <w:bottom w:val="single" w:sz="4" w:space="0" w:color="000000"/>
+              <w:right w:val="single" w:sz="4" w:space="0" w:color="000000"/>
+            </w:tcBorders>
+          </w:tcPr>
+          <w:p/>
+        </w:tc>
+        <w:tc>
+          <w:tcPr>
+            <w:tcW w:w="2790" w:type="dxa"/>
+            <w:tcBorders>
+              <w:top w:val="single" w:sz="4" w:space="0" w:color="000000"/>
+              <w:left w:val="single" w:sz="4" w:space="0" w:color="000000"/>
+              <w:bottom w:val="single" w:sz="4" w:space="0" w:color="000000"/>
+              <w:right w:val="single" w:sz="4" w:space="0" w:color="000000"/>
+            </w:tcBorders>
+          </w:tcPr>
+          <w:p/>
+        </w:tc>
+        <w:tc>
+          <w:tcPr>
+            <w:tcW w:w="3330" w:type="dxa"/>
+            <w:tcBorders>
+              <w:top w:val="single" w:sz="4" w:space="0" w:color="000000"/>
+              <w:left w:val="single" w:sz="4" w:space="0" w:color="000000"/>
+              <w:bottom w:val="single" w:sz="4" w:space="0" w:color="000000"/>
+              <w:right w:val="single" w:sz="4" w:space="0" w:color="000000"/>
+            </w:tcBorders>
+          </w:tcPr>
+          <w:p/>
+        </w:tc>
+      </w:tr>
+      <w:tr>
+        <w:trPr>
+          <w:cantSplit/>
+          <w:trHeight w:val="460"/>
         </w:trPr>
         <w:tc>
           <w:tcPr>
@@ -1345,7 +1389,7 @@
       <w:tr>
         <w:trPr>
           <w:cantSplit/>
-          <w:trHeight w:val="350"/>
+          <w:trHeight w:val="440"/>
         </w:trPr>
         <w:tc>
           <w:tcPr>
@@ -1375,7 +1419,7 @@
       <w:tr>
         <w:trPr>
           <w:cantSplit/>
-          <w:trHeight w:val="350"/>
+          <w:trHeight w:val="440"/>
         </w:trPr>
         <w:tc>
           <w:tcPr>
@@ -1405,7 +1449,7 @@
       <w:tr>
         <w:trPr>
           <w:cantSplit/>
-          <w:trHeight w:val="350"/>
+          <w:trHeight w:val="440"/>
         </w:trPr>
         <w:tc>
           <w:tcPr>
@@ -1546,7 +1590,7 @@
       <w:tr>
         <w:trPr>
           <w:cantSplit/>
-          <w:trHeight w:val="380"/>
+          <w:trHeight w:val="1100"/>
         </w:trPr>
         <w:tc>
           <w:tcPr>

--- a/committee/ccc/papers/geoc-alignment-form-proposed.docx
+++ b/committee/ccc/papers/geoc-alignment-form-proposed.docx
@@ -631,6 +631,7 @@
         <w:t xml:space="preserve">Originator ____________________________________________</w:t>
       </w:r>
     </w:p>
+    <w:p/>
     <w:p>
       <w:sdt>
         <w:sdtPr>
@@ -651,38 +652,17 @@
         </w:sdtContent>
       </w:sdt>
       <w:r>
-        <w:t xml:space="preserve">  The attached syllabus carries the catalog course description, the course learning outcomes together with the GEOC learning outcomes for every area named above, a course outline with due dates for key assignments, and, where an area sets a writing requirement, the word count for the assignments that meet it.</w:t>
-      </w:r>
-    </w:p>
-    <w:p>
-      <w:r>
-        <w:rPr>
-          <w:i/>
-          <w:iCs/>
-          <w:sz w:val="14"/>
-          <w:szCs w:val="14"/>
-        </w:rPr>
-        <w:t xml:space="preserve">Required by the </w:t>
+        <w:t xml:space="preserve">  The attached syllabus carries the catalog course description, the course learning outcomes together with the GEOC learning outcomes for every area named above, a course outline with due dates for key assignments, and, where an area sets a writing requirement, the word count for the assignments that meet it. Required by the </w:t>
       </w:r>
       <w:hyperlink r:id="rId22" w:history="1">
         <w:r>
           <w:rPr>
             <w:rStyle w:val="Hyperlink"/>
-            <w:i/>
-            <w:iCs/>
-            <w:sz w:val="14"/>
-            <w:szCs w:val="14"/>
           </w:rPr>
           <w:t>syllabus policy, 25-26 CIC 1</w:t>
         </w:r>
       </w:hyperlink>
       <w:r>
-        <w:rPr>
-          <w:i/>
-          <w:iCs/>
-          <w:sz w:val="14"/>
-          <w:szCs w:val="14"/>
-        </w:rPr>
         <w:t xml:space="preserve">. GEOC requires the word counts.</w:t>
       </w:r>
     </w:p>

--- a/committee/ccc/papers/geoc-alignment-form-proposed.docx
+++ b/committee/ccc/papers/geoc-alignment-form-proposed.docx
@@ -7,7 +7,7 @@
         <w:rPr>
           <w:color w:val="EE0000"/>
         </w:rPr>
-        <w:t xml:space="preserve">GEOC Alignment Form, 2026/2027 (proposed short version)</w:t>
+        <w:t xml:space="preserve">GEOC Alignment Form, 2026/2027 (PROPOSED SHORT VERSION)</w:t>
       </w:r>
     </w:p>
     <w:p>

--- a/committee/ccc/papers/geoc-alignment-form-proposed.docx
+++ b/committee/ccc/papers/geoc-alignment-form-proposed.docx
@@ -652,17 +652,30 @@
         </w:sdtContent>
       </w:sdt>
       <w:r>
-        <w:t xml:space="preserve">  The attached syllabus carries the catalog course description, the course learning outcomes together with the GEOC learning outcomes for every area named above, a course outline with due dates for key assignments, and, where an area sets a writing requirement, the word count for the assignments that meet it. Required by the </w:t>
+        <w:t xml:space="preserve">  The attached syllabus carries the catalog course description, the course learning outcomes together with the GEOC learning outcomes for every area named above, a course outline with due dates for key assignments, and, where an area sets a writing requirement, the word count for the assignments that meet it. </w:t>
+      </w:r>
+      <w:r>
+        <w:rPr>
+          <w:i/>
+          <w:iCs/>
+        </w:rPr>
+        <w:t xml:space="preserve">Required by the </w:t>
       </w:r>
       <w:hyperlink r:id="rId22" w:history="1">
         <w:r>
           <w:rPr>
             <w:rStyle w:val="Hyperlink"/>
+            <w:i/>
+            <w:iCs/>
           </w:rPr>
           <w:t>syllabus policy, 25-26 CIC 1</w:t>
         </w:r>
       </w:hyperlink>
       <w:r>
+        <w:rPr>
+          <w:i/>
+          <w:iCs/>
+        </w:rPr>
         <w:t xml:space="preserve">. GEOC requires the word counts.</w:t>
       </w:r>
     </w:p>

--- a/committee/ccc/papers/geoc-alignment-form-proposed.docx
+++ b/committee/ccc/papers/geoc-alignment-form-proposed.docx
@@ -680,23 +680,6 @@
       </w:r>
     </w:p>
     <w:p/>
-    <w:p>
-      <w:r>
-        <w:t xml:space="preserve">Please copy and paste the GE/Overlay/Code (if applicable) Learning Outcomes for your course into the first table, taken from the </w:t>
-      </w:r>
-      <w:hyperlink r:id="rId21" w:history="1">
-        <w:r>
-          <w:rPr>
-            <w:rStyle w:val="Hyperlink"/>
-          </w:rPr>
-          <w:t>GE Framework Document</w:t>
-        </w:r>
-      </w:hyperlink>
-      <w:r>
-        <w:t xml:space="preserve">. Name weeks and assignments as they appear on the attached syllabus.</w:t>
-      </w:r>
-    </w:p>
-    <w:p/>
     <w:tbl>
       <w:tblPr>
         <w:tblW w:w="9450" w:type="dxa"/>
@@ -781,7 +764,18 @@
               <w:keepNext/>
             </w:pPr>
             <w:r>
-              <w:t xml:space="preserve">One row for each GEOC learning outcome in the areas named above, overlays included, copied in full from the current GE Framework. For Area 6, give the three outcomes the course meets. Then give the weeks in which the outcome is taught, what students do in those weeks, and the assignment in which they demonstrate it. One or two sentences to a cell. </w:t>
+              <w:t xml:space="preserve">Please copy and paste the GE/Overlay/Code (if applicable) Learning Outcomes for your course into the table below, taken from the </w:t>
+            </w:r>
+            <w:hyperlink r:id="rId21" w:history="1">
+              <w:r>
+                <w:rPr>
+                  <w:rStyle w:val="Hyperlink"/>
+                </w:rPr>
+                <w:t>GE Framework Document</w:t>
+              </w:r>
+            </w:hyperlink>
+            <w:r>
+              <w:t xml:space="preserve">, one row for each outcome in the areas named above, overlays included. For Area 6, give the three outcomes the course meets. Then give the weeks in which the outcome is taught, what students do in those weeks, and the assignment in which they demonstrate it, naming weeks and assignments as they appear on the attached syllabus. One or two sentences to a cell. </w:t>
             </w:r>
             <w:r>
               <w:rPr>
@@ -1282,7 +1276,7 @@
               <w:keepNext/>
             </w:pPr>
             <w:r>
-              <w:t xml:space="preserve">Paste each course characteristic for the areas named above, taken from the current </w:t>
+              <w:t xml:space="preserve">Please paste each course characteristic for the areas named above, taken from the current </w:t>
             </w:r>
             <w:hyperlink r:id="rId21" w:history="1">
               <w:r>

--- a/committee/ccc/papers/geoc-alignment-form-proposed.docx
+++ b/committee/ccc/papers/geoc-alignment-form-proposed.docx
@@ -923,6 +923,10 @@
           </w:tcPr>
           <w:p>
             <w:r>
+              <w:rPr>
+                <w:i/>
+                <w:iCs/>
+              </w:rPr>
               <w:t xml:space="preserve">Example:  UD-3 LO1: Apply disciplinary methodologies from the arts and/or humanities to analyze aspects of human culture.</w:t>
             </w:r>
           </w:p>
@@ -939,6 +943,10 @@
           </w:tcPr>
           <w:p>
             <w:r>
+              <w:rPr>
+                <w:i/>
+                <w:iCs/>
+              </w:rPr>
               <w:t xml:space="preserve">2, 5-7, 11</w:t>
             </w:r>
           </w:p>
@@ -955,6 +963,10 @@
           </w:tcPr>
           <w:p>
             <w:r>
+              <w:rPr>
+                <w:i/>
+                <w:iCs/>
+              </w:rPr>
               <w:t xml:space="preserve">Students apply close reading and contextual analysis to assigned works, and rehearse the method in weekly discussion.</w:t>
             </w:r>
           </w:p>
@@ -971,6 +983,10 @@
           </w:tcPr>
           <w:p>
             <w:r>
+              <w:rPr>
+                <w:i/>
+                <w:iCs/>
+              </w:rPr>
               <w:t xml:space="preserve">Final research presentation, evaluated with the posted rubric for method and use of sources.</w:t>
             </w:r>
           </w:p>
@@ -1388,7 +1404,15 @@
               <w:right w:val="single" w:sz="4" w:space="0" w:color="000000"/>
             </w:tcBorders>
           </w:tcPr>
-          <w:p/>
+          <w:p>
+            <w:r>
+              <w:rPr>
+                <w:i/>
+                <w:iCs/>
+              </w:rPr>
+              <w:t xml:space="preserve">Example:  UD-3 (a) Advanced writing, a minimum of 4,000 assigned words, with critical feedback from the instructor.</w:t>
+            </w:r>
+          </w:p>
         </w:tc>
         <w:tc>
           <w:tcPr>
@@ -1400,7 +1424,15 @@
               <w:right w:val="single" w:sz="4" w:space="0" w:color="000000"/>
             </w:tcBorders>
           </w:tcPr>
-          <w:p/>
+          <w:p>
+            <w:r>
+              <w:rPr>
+                <w:i/>
+                <w:iCs/>
+              </w:rPr>
+              <w:t xml:space="preserve">Two 1,200-word analyses, due in weeks 6 and 10, and a 1,600-word final paper drafted in week 12, with comments returned before revision.</w:t>
+            </w:r>
+          </w:p>
         </w:tc>
       </w:tr>
       <w:tr>

--- a/committee/ccc/papers/geoc-alignment-form-proposed.docx
+++ b/committee/ccc/papers/geoc-alignment-form-proposed.docx
@@ -771,7 +771,7 @@
                 <w:rPr>
                   <w:rStyle w:val="Hyperlink"/>
                 </w:rPr>
-                <w:t>GE Framework Document</w:t>
+                <w:t>GE Framework document</w:t>
               </w:r>
             </w:hyperlink>
             <w:r>
@@ -990,60 +990,6 @@
               <w:t xml:space="preserve">Final research presentation, evaluated with the posted rubric for method and use of sources.</w:t>
             </w:r>
           </w:p>
-        </w:tc>
-      </w:tr>
-      <w:tr>
-        <w:trPr>
-          <w:cantSplit/>
-          <w:trHeight w:val="460"/>
-        </w:trPr>
-        <w:tc>
-          <w:tcPr>
-            <w:tcW w:w="2340" w:type="dxa"/>
-            <w:tcBorders>
-              <w:top w:val="single" w:sz="4" w:space="0" w:color="000000"/>
-              <w:left w:val="single" w:sz="4" w:space="0" w:color="000000"/>
-              <w:bottom w:val="single" w:sz="4" w:space="0" w:color="000000"/>
-              <w:right w:val="single" w:sz="4" w:space="0" w:color="000000"/>
-            </w:tcBorders>
-          </w:tcPr>
-          <w:p/>
-        </w:tc>
-        <w:tc>
-          <w:tcPr>
-            <w:tcW w:w="990" w:type="dxa"/>
-            <w:tcBorders>
-              <w:top w:val="single" w:sz="4" w:space="0" w:color="000000"/>
-              <w:left w:val="single" w:sz="4" w:space="0" w:color="000000"/>
-              <w:bottom w:val="single" w:sz="4" w:space="0" w:color="000000"/>
-              <w:right w:val="single" w:sz="4" w:space="0" w:color="000000"/>
-            </w:tcBorders>
-          </w:tcPr>
-          <w:p/>
-        </w:tc>
-        <w:tc>
-          <w:tcPr>
-            <w:tcW w:w="2790" w:type="dxa"/>
-            <w:tcBorders>
-              <w:top w:val="single" w:sz="4" w:space="0" w:color="000000"/>
-              <w:left w:val="single" w:sz="4" w:space="0" w:color="000000"/>
-              <w:bottom w:val="single" w:sz="4" w:space="0" w:color="000000"/>
-              <w:right w:val="single" w:sz="4" w:space="0" w:color="000000"/>
-            </w:tcBorders>
-          </w:tcPr>
-          <w:p/>
-        </w:tc>
-        <w:tc>
-          <w:tcPr>
-            <w:tcW w:w="3330" w:type="dxa"/>
-            <w:tcBorders>
-              <w:top w:val="single" w:sz="4" w:space="0" w:color="000000"/>
-              <w:left w:val="single" w:sz="4" w:space="0" w:color="000000"/>
-              <w:bottom w:val="single" w:sz="4" w:space="0" w:color="000000"/>
-              <w:right w:val="single" w:sz="4" w:space="0" w:color="000000"/>
-            </w:tcBorders>
-          </w:tcPr>
-          <w:p/>
         </w:tc>
       </w:tr>
       <w:tr>
@@ -1299,11 +1245,11 @@
                 <w:rPr>
                   <w:rStyle w:val="Hyperlink"/>
                 </w:rPr>
-                <w:t>GE Framework</w:t>
+                <w:t>GE Framework document</w:t>
               </w:r>
             </w:hyperlink>
             <w:r>
-              <w:t xml:space="preserve">. You may give a shortened description. Then give the assignment, or the arrangement, and where it sits on the syllabus. Where an area carries no course characteristics, write none. </w:t>
+              <w:t xml:space="preserve">. You may give a shortened description. Then give the assignment or arrangement that meets it, and where it sits on the syllabus. Where an area carries no course characteristics, write none. </w:t>
             </w:r>
             <w:r>
               <w:rPr>
@@ -1433,6 +1379,36 @@
               <w:t xml:space="preserve">Two 1,200-word analyses, due in weeks 6 and 10, and a 1,600-word final paper drafted in week 12, with comments returned before revision.</w:t>
             </w:r>
           </w:p>
+        </w:tc>
+      </w:tr>
+      <w:tr>
+        <w:trPr>
+          <w:cantSplit/>
+          <w:trHeight w:val="440"/>
+        </w:trPr>
+        <w:tc>
+          <w:tcPr>
+            <w:tcW w:w="3330" w:type="dxa"/>
+            <w:tcBorders>
+              <w:top w:val="single" w:sz="4" w:space="0" w:color="000000"/>
+              <w:left w:val="single" w:sz="4" w:space="0" w:color="000000"/>
+              <w:bottom w:val="single" w:sz="4" w:space="0" w:color="000000"/>
+              <w:right w:val="single" w:sz="4" w:space="0" w:color="000000"/>
+            </w:tcBorders>
+          </w:tcPr>
+          <w:p/>
+        </w:tc>
+        <w:tc>
+          <w:tcPr>
+            <w:tcW w:w="6120" w:type="dxa"/>
+            <w:tcBorders>
+              <w:top w:val="single" w:sz="4" w:space="0" w:color="000000"/>
+              <w:left w:val="single" w:sz="4" w:space="0" w:color="000000"/>
+              <w:bottom w:val="single" w:sz="4" w:space="0" w:color="000000"/>
+              <w:right w:val="single" w:sz="4" w:space="0" w:color="000000"/>
+            </w:tcBorders>
+          </w:tcPr>
+          <w:p/>
         </w:tc>
       </w:tr>
       <w:tr>
